--- a/Documentation/Landini_Elia_M2RFE_MT.docx
+++ b/Documentation/Landini_Elia_M2RFE_MT.docx
@@ -33,7 +33,7 @@
           <w:noProof/>
         </w:rPr>
         <w:drawing>
-          <wp:anchor distT="0" distB="0" distL="114300" distR="114300" simplePos="0" relativeHeight="251658240" behindDoc="0" locked="0" layoutInCell="1" allowOverlap="1" wp14:anchorId="379C2399" wp14:editId="61A02DBA">
+          <wp:anchor distT="0" distB="0" distL="114300" distR="114300" simplePos="0" relativeHeight="251658240" behindDoc="0" locked="0" layoutInCell="1" allowOverlap="1" wp14:anchorId="379C2399" wp14:editId="0DC2BF1D">
             <wp:simplePos x="0" y="0"/>
             <wp:positionH relativeFrom="margin">
               <wp:align>center</wp:align>
@@ -177,13 +177,94 @@
           <w:tab w:val="left" w:pos="7836"/>
         </w:tabs>
         <w:spacing w:after="0" w:line="240" w:lineRule="auto"/>
-        <w:jc w:val="center"/>
         <w:rPr>
           <w:rFonts w:ascii="LM Roman 10" w:eastAsia="Batang" w:hAnsi="LM Roman 10"/>
+          <w:b/>
+          <w:bCs/>
           <w:sz w:val="52"/>
           <w:szCs w:val="52"/>
         </w:rPr>
       </w:pPr>
+      <w:r>
+        <w:rPr>
+          <w:rFonts w:ascii="LM Roman 10" w:eastAsia="Batang" w:hAnsi="LM Roman 10"/>
+          <w:noProof/>
+          <w:sz w:val="52"/>
+          <w:szCs w:val="52"/>
+        </w:rPr>
+        <mc:AlternateContent>
+          <mc:Choice Requires="wps">
+            <w:drawing>
+              <wp:anchor distT="0" distB="0" distL="114300" distR="114300" simplePos="0" relativeHeight="251663360" behindDoc="0" locked="0" layoutInCell="1" allowOverlap="1" wp14:anchorId="39717DCF" wp14:editId="251DD584">
+                <wp:simplePos x="0" y="0"/>
+                <wp:positionH relativeFrom="margin">
+                  <wp:posOffset>251460</wp:posOffset>
+                </wp:positionH>
+                <wp:positionV relativeFrom="paragraph">
+                  <wp:posOffset>387985</wp:posOffset>
+                </wp:positionV>
+                <wp:extent cx="0" cy="1402080"/>
+                <wp:effectExtent l="0" t="0" r="38100" b="26670"/>
+                <wp:wrapNone/>
+                <wp:docPr id="1549332771" name="Straight Connector 8"/>
+                <wp:cNvGraphicFramePr/>
+                <a:graphic xmlns:a="http://schemas.openxmlformats.org/drawingml/2006/main">
+                  <a:graphicData uri="http://schemas.microsoft.com/office/word/2010/wordprocessingShape">
+                    <wps:wsp>
+                      <wps:cNvCnPr/>
+                      <wps:spPr>
+                        <a:xfrm flipV="1">
+                          <a:off x="0" y="0"/>
+                          <a:ext cx="0" cy="1402080"/>
+                        </a:xfrm>
+                        <a:prstGeom prst="line">
+                          <a:avLst/>
+                        </a:prstGeom>
+                        <a:ln>
+                          <a:solidFill>
+                            <a:schemeClr val="tx2">
+                              <a:lumMod val="50000"/>
+                            </a:schemeClr>
+                          </a:solidFill>
+                        </a:ln>
+                      </wps:spPr>
+                      <wps:style>
+                        <a:lnRef idx="3">
+                          <a:schemeClr val="dk1"/>
+                        </a:lnRef>
+                        <a:fillRef idx="0">
+                          <a:schemeClr val="dk1"/>
+                        </a:fillRef>
+                        <a:effectRef idx="2">
+                          <a:schemeClr val="dk1"/>
+                        </a:effectRef>
+                        <a:fontRef idx="minor">
+                          <a:schemeClr val="tx1"/>
+                        </a:fontRef>
+                      </wps:style>
+                      <wps:bodyPr/>
+                    </wps:wsp>
+                  </a:graphicData>
+                </a:graphic>
+                <wp14:sizeRelH relativeFrom="margin">
+                  <wp14:pctWidth>0</wp14:pctWidth>
+                </wp14:sizeRelH>
+                <wp14:sizeRelV relativeFrom="margin">
+                  <wp14:pctHeight>0</wp14:pctHeight>
+                </wp14:sizeRelV>
+              </wp:anchor>
+            </w:drawing>
+          </mc:Choice>
+          <mc:Fallback>
+            <w:pict>
+              <v:line w14:anchorId="1118C2E8" id="Straight Connector 8" o:spid="_x0000_s1026" style="position:absolute;flip:y;z-index:251663360;visibility:visible;mso-wrap-style:square;mso-width-percent:0;mso-height-percent:0;mso-wrap-distance-left:9pt;mso-wrap-distance-top:0;mso-wrap-distance-right:9pt;mso-wrap-distance-bottom:0;mso-position-horizontal:absolute;mso-position-horizontal-relative:margin;mso-position-vertical:absolute;mso-position-vertical-relative:text;mso-width-percent:0;mso-height-percent:0;mso-width-relative:margin;mso-height-relative:margin" from="19.8pt,30.55pt" to="19.8pt,140.95pt" o:gfxdata="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" strokecolor="#212934 [1615]" strokeweight="1.5pt">
+                <v:stroke joinstyle="miter"/>
+                <w10:wrap anchorx="margin"/>
+              </v:line>
+            </w:pict>
+          </mc:Fallback>
+        </mc:AlternateContent>
+      </w:r>
     </w:p>
     <w:p>
       <w:pPr>
@@ -191,7 +272,7 @@
           <w:tab w:val="left" w:pos="7836"/>
         </w:tabs>
         <w:spacing w:after="0" w:line="240" w:lineRule="auto"/>
-        <w:jc w:val="center"/>
+        <w:ind w:left="851"/>
         <w:rPr>
           <w:rFonts w:ascii="LM Roman 10" w:eastAsia="Batang" w:hAnsi="LM Roman 10"/>
           <w:sz w:val="40"/>
@@ -213,7 +294,7 @@
           <w:tab w:val="left" w:pos="7836"/>
         </w:tabs>
         <w:spacing w:after="0" w:line="240" w:lineRule="auto"/>
-        <w:jc w:val="center"/>
+        <w:ind w:left="851"/>
         <w:rPr>
           <w:rFonts w:ascii="LM Roman 10" w:eastAsia="Batang" w:hAnsi="LM Roman 10"/>
           <w:sz w:val="32"/>
@@ -244,7 +325,25 @@
           <w:sz w:val="40"/>
           <w:szCs w:val="40"/>
         </w:rPr>
-        <w:t xml:space="preserve"> sit </w:t>
+        <w:t xml:space="preserve"> </w:t>
+      </w:r>
+      <w:proofErr w:type="gramStart"/>
+      <w:r>
+        <w:rPr>
+          <w:rFonts w:ascii="LM Roman 10" w:eastAsia="Batang" w:hAnsi="LM Roman 10"/>
+          <w:sz w:val="40"/>
+          <w:szCs w:val="40"/>
+        </w:rPr>
+        <w:t>sit</w:t>
+      </w:r>
+      <w:proofErr w:type="gramEnd"/>
+      <w:r>
+        <w:rPr>
+          <w:rFonts w:ascii="LM Roman 10" w:eastAsia="Batang" w:hAnsi="LM Roman 10"/>
+          <w:sz w:val="40"/>
+          <w:szCs w:val="40"/>
+        </w:rPr>
+        <w:t xml:space="preserve"> </w:t>
       </w:r>
       <w:proofErr w:type="spellStart"/>
       <w:r>
@@ -386,21 +485,8 @@
         <w:spacing w:after="0" w:line="240" w:lineRule="auto"/>
         <w:rPr>
           <w:rFonts w:ascii="LM Roman 10" w:eastAsia="Batang" w:hAnsi="LM Roman 10"/>
-          <w:sz w:val="24"/>
-          <w:szCs w:val="24"/>
-        </w:rPr>
-      </w:pPr>
-    </w:p>
-    <w:p>
-      <w:pPr>
-        <w:tabs>
-          <w:tab w:val="left" w:pos="7836"/>
-        </w:tabs>
-        <w:spacing w:after="0" w:line="240" w:lineRule="auto"/>
-        <w:rPr>
-          <w:rFonts w:ascii="LM Roman 10" w:eastAsia="Batang" w:hAnsi="LM Roman 10"/>
-          <w:sz w:val="24"/>
-          <w:szCs w:val="24"/>
+          <w:sz w:val="48"/>
+          <w:szCs w:val="48"/>
         </w:rPr>
       </w:pPr>
     </w:p>
@@ -1617,25 +1703,25 @@
           <w:sz w:val="40"/>
           <w:szCs w:val="40"/>
         </w:rPr>
-        <w:t xml:space="preserve"> sit </w:t>
-      </w:r>
-      <w:proofErr w:type="spellStart"/>
+        <w:t xml:space="preserve"> </w:t>
+      </w:r>
+      <w:proofErr w:type="gramStart"/>
       <w:r>
         <w:rPr>
           <w:rFonts w:ascii="LM Roman 10" w:eastAsia="Batang" w:hAnsi="LM Roman 10"/>
           <w:sz w:val="40"/>
           <w:szCs w:val="40"/>
         </w:rPr>
-        <w:t>amet</w:t>
-      </w:r>
-      <w:proofErr w:type="spellEnd"/>
+        <w:t>sit</w:t>
+      </w:r>
+      <w:proofErr w:type="gramEnd"/>
       <w:r>
         <w:rPr>
           <w:rFonts w:ascii="LM Roman 10" w:eastAsia="Batang" w:hAnsi="LM Roman 10"/>
           <w:sz w:val="40"/>
           <w:szCs w:val="40"/>
         </w:rPr>
-        <w:t xml:space="preserve">, </w:t>
+        <w:t xml:space="preserve"> </w:t>
       </w:r>
       <w:proofErr w:type="spellStart"/>
       <w:r>
@@ -1644,7 +1730,7 @@
           <w:sz w:val="40"/>
           <w:szCs w:val="40"/>
         </w:rPr>
-        <w:t>consectetur</w:t>
+        <w:t>amet</w:t>
       </w:r>
       <w:proofErr w:type="spellEnd"/>
       <w:r>
@@ -1653,7 +1739,7 @@
           <w:sz w:val="40"/>
           <w:szCs w:val="40"/>
         </w:rPr>
-        <w:t xml:space="preserve"> </w:t>
+        <w:t xml:space="preserve">, </w:t>
       </w:r>
       <w:proofErr w:type="spellStart"/>
       <w:r>
@@ -1662,7 +1748,7 @@
           <w:sz w:val="40"/>
           <w:szCs w:val="40"/>
         </w:rPr>
-        <w:t>adipiscing</w:t>
+        <w:t>consectetur</w:t>
       </w:r>
       <w:proofErr w:type="spellEnd"/>
       <w:r>
@@ -1680,7 +1766,7 @@
           <w:sz w:val="40"/>
           <w:szCs w:val="40"/>
         </w:rPr>
-        <w:t>elit</w:t>
+        <w:t>adipiscing</w:t>
       </w:r>
       <w:proofErr w:type="spellEnd"/>
       <w:r>
@@ -1689,7 +1775,7 @@
           <w:sz w:val="40"/>
           <w:szCs w:val="40"/>
         </w:rPr>
-        <w:t xml:space="preserve">, </w:t>
+        <w:t xml:space="preserve"> </w:t>
       </w:r>
       <w:proofErr w:type="spellStart"/>
       <w:r>
@@ -1698,7 +1784,7 @@
           <w:sz w:val="40"/>
           <w:szCs w:val="40"/>
         </w:rPr>
-        <w:t>sed</w:t>
+        <w:t>elit</w:t>
       </w:r>
       <w:proofErr w:type="spellEnd"/>
       <w:r>
@@ -1707,7 +1793,7 @@
           <w:sz w:val="40"/>
           <w:szCs w:val="40"/>
         </w:rPr>
-        <w:t xml:space="preserve"> do </w:t>
+        <w:t xml:space="preserve">, </w:t>
       </w:r>
       <w:proofErr w:type="spellStart"/>
       <w:r>
@@ -1716,7 +1802,7 @@
           <w:sz w:val="40"/>
           <w:szCs w:val="40"/>
         </w:rPr>
-        <w:t>eiusmod</w:t>
+        <w:t>sed</w:t>
       </w:r>
       <w:proofErr w:type="spellEnd"/>
       <w:r>
@@ -1725,7 +1811,7 @@
           <w:sz w:val="40"/>
           <w:szCs w:val="40"/>
         </w:rPr>
-        <w:t xml:space="preserve"> </w:t>
+        <w:t xml:space="preserve"> do </w:t>
       </w:r>
       <w:proofErr w:type="spellStart"/>
       <w:r>
@@ -1734,6 +1820,24 @@
           <w:sz w:val="40"/>
           <w:szCs w:val="40"/>
         </w:rPr>
+        <w:t>eiusmod</w:t>
+      </w:r>
+      <w:proofErr w:type="spellEnd"/>
+      <w:r>
+        <w:rPr>
+          <w:rFonts w:ascii="LM Roman 10" w:eastAsia="Batang" w:hAnsi="LM Roman 10"/>
+          <w:sz w:val="40"/>
+          <w:szCs w:val="40"/>
+        </w:rPr>
+        <w:t xml:space="preserve"> </w:t>
+      </w:r>
+      <w:proofErr w:type="spellStart"/>
+      <w:r>
+        <w:rPr>
+          <w:rFonts w:ascii="LM Roman 10" w:eastAsia="Batang" w:hAnsi="LM Roman 10"/>
+          <w:sz w:val="40"/>
+          <w:szCs w:val="40"/>
+        </w:rPr>
         <w:t>tempor</w:t>
       </w:r>
       <w:proofErr w:type="spellEnd"/>
@@ -2086,7 +2190,25 @@
           <w:szCs w:val="24"/>
           <w:lang w:eastAsia="en-US"/>
         </w:rPr>
-        <w:t>indow VAR m</w:t>
+        <w:t xml:space="preserve">indow </w:t>
+      </w:r>
+      <w:r>
+        <w:rPr>
+          <w:rFonts w:ascii="LM Roman 10" w:hAnsi="LM Roman 10" w:cs="Times New Roman"/>
+          <w:sz w:val="24"/>
+          <w:szCs w:val="24"/>
+          <w:lang w:eastAsia="en-US"/>
+        </w:rPr>
+        <w:t>Functional Coefficient-FA</w:t>
+      </w:r>
+      <w:r>
+        <w:rPr>
+          <w:rFonts w:ascii="LM Roman 10" w:hAnsi="LM Roman 10" w:cs="Times New Roman"/>
+          <w:sz w:val="24"/>
+          <w:szCs w:val="24"/>
+          <w:lang w:eastAsia="en-US"/>
+        </w:rPr>
+        <w:t>VAR m</w:t>
       </w:r>
       <w:r>
         <w:rPr>
@@ -3513,7 +3635,7 @@
           <w:numId w:val="15"/>
         </w:numPr>
         <w:spacing w:before="0" w:after="240" w:line="240" w:lineRule="auto"/>
-        <w:ind w:left="1077"/>
+        <w:ind w:left="567" w:hanging="567"/>
         <w:rPr>
           <w:rFonts w:ascii="LM Roman 10" w:hAnsi="LM Roman 10" w:cs="Times New Roman"/>
           <w:b/>
@@ -3891,6 +4013,20 @@
     <w:p>
       <w:pPr>
         <w:spacing w:before="120" w:after="0" w:line="360" w:lineRule="auto"/>
+        <w:ind w:firstLine="454"/>
+        <w:jc w:val="both"/>
+        <w:rPr>
+          <w:rFonts w:ascii="LM Roman 10" w:hAnsi="LM Roman 10" w:cs="Times New Roman"/>
+          <w:sz w:val="24"/>
+          <w:szCs w:val="24"/>
+          <w:lang w:eastAsia="en-US"/>
+        </w:rPr>
+      </w:pPr>
+    </w:p>
+    <w:p>
+      <w:pPr>
+        <w:spacing w:before="120" w:after="0" w:line="360" w:lineRule="auto"/>
+        <w:ind w:firstLine="454"/>
         <w:jc w:val="both"/>
         <w:rPr>
           <w:rFonts w:ascii="LM Roman 10" w:hAnsi="LM Roman 10" w:cs="Times New Roman"/>
@@ -3908,7 +4044,7 @@
           <w:numId w:val="15"/>
         </w:numPr>
         <w:spacing w:before="0" w:after="240" w:line="240" w:lineRule="auto"/>
-        <w:ind w:left="1077"/>
+        <w:ind w:left="567" w:hanging="567"/>
         <w:rPr>
           <w:rFonts w:ascii="LM Roman 10" w:hAnsi="LM Roman 10" w:cs="Times New Roman"/>
           <w:b/>
@@ -3930,7 +4066,19 @@
           <w:lang w:val="en-US" w:eastAsia="en-US"/>
         </w:rPr>
         <w:lastRenderedPageBreak/>
-        <w:t xml:space="preserve">Data Analysis </w:t>
+        <w:t>Literature Review</w:t>
+      </w:r>
+      <w:r>
+        <w:rPr>
+          <w:rFonts w:ascii="LM Roman 10" w:hAnsi="LM Roman 10" w:cs="Times New Roman"/>
+          <w:b/>
+          <w:bCs/>
+          <w:color w:val="auto"/>
+          <w:sz w:val="36"/>
+          <w:szCs w:val="36"/>
+          <w:lang w:val="en-US" w:eastAsia="en-US"/>
+        </w:rPr>
+        <w:t xml:space="preserve"> </w:t>
       </w:r>
     </w:p>
     <w:p>
@@ -4153,7 +4301,6 @@
     <w:p>
       <w:pPr>
         <w:spacing w:before="120" w:after="0" w:line="360" w:lineRule="auto"/>
-        <w:ind w:firstLine="454"/>
         <w:jc w:val="both"/>
         <w:rPr>
           <w:rFonts w:ascii="LM Roman 10" w:hAnsi="LM Roman 10" w:cs="Times New Roman"/>
@@ -4171,8 +4318,7 @@
           <w:numId w:val="15"/>
         </w:numPr>
         <w:spacing w:before="0" w:after="240" w:line="240" w:lineRule="auto"/>
-        <w:ind w:left="1077"/>
-        <w:contextualSpacing/>
+        <w:ind w:left="567" w:hanging="567"/>
         <w:rPr>
           <w:rFonts w:ascii="LM Roman 10" w:hAnsi="LM Roman 10" w:cs="Times New Roman"/>
           <w:b/>
@@ -4194,265 +4340,235 @@
           <w:lang w:val="en-US" w:eastAsia="en-US"/>
         </w:rPr>
         <w:lastRenderedPageBreak/>
-        <w:t>Empirical Approach</w:t>
-      </w:r>
-    </w:p>
-    <w:p>
-      <w:pPr>
-        <w:pStyle w:val="NormalWeb"/>
-        <w:spacing w:before="0" w:beforeAutospacing="0" w:after="240" w:afterAutospacing="0"/>
+        <w:t xml:space="preserve">Data Analysis </w:t>
+      </w:r>
+    </w:p>
+    <w:p>
+      <w:pPr>
+        <w:spacing w:after="240" w:line="240" w:lineRule="auto"/>
         <w:ind w:firstLine="284"/>
         <w:jc w:val="both"/>
         <w:rPr>
-          <w:rFonts w:ascii="LM Roman 10" w:eastAsiaTheme="minorEastAsia" w:hAnsi="LM Roman 10"/>
-          <w:lang w:eastAsia="en-US"/>
-        </w:rPr>
-      </w:pPr>
-      <w:r>
-        <w:rPr>
-          <w:rFonts w:ascii="LM Roman 10" w:eastAsiaTheme="minorEastAsia" w:hAnsi="LM Roman 10"/>
-          <w:lang w:eastAsia="en-US"/>
-        </w:rPr>
-        <w:t xml:space="preserve">According to my extension of Reinhart et al. (2003), the concept of debt intolerance is operationalized using two key metrics: the S&amp;P credit rating and total (internal and external) debt ratios. To identify debtors’ clubs and vulnerability regions, a two-step algorithm is employed. First, countries are loosely grouped into three “clubs” based on their average IIR over the period 1979–2002. Club A consists of countries with </w:t>
-      </w:r>
-      <w:r>
-        <w:rPr>
-          <w:rFonts w:ascii="LM Roman 10" w:eastAsiaTheme="minorEastAsia" w:hAnsi="LM Roman 10"/>
-          <w:lang w:eastAsia="en-US"/>
-        </w:rPr>
-        <w:t>S&amp;P credit rating</w:t>
-      </w:r>
-      <w:r>
-        <w:rPr>
-          <w:rFonts w:ascii="LM Roman 10" w:eastAsiaTheme="minorEastAsia" w:hAnsi="LM Roman 10"/>
-          <w:lang w:eastAsia="en-US"/>
-        </w:rPr>
-        <w:t xml:space="preserve"> above </w:t>
-      </w:r>
-      <w:r>
-        <w:rPr>
-          <w:rFonts w:ascii="LM Roman 10" w:eastAsiaTheme="minorEastAsia" w:hAnsi="LM Roman 10"/>
-          <w:lang w:eastAsia="en-US"/>
-        </w:rPr>
-        <w:t>74</w:t>
-      </w:r>
-      <w:r>
-        <w:rPr>
-          <w:rFonts w:ascii="LM Roman 10" w:eastAsiaTheme="minorEastAsia" w:hAnsi="LM Roman 10"/>
-          <w:lang w:eastAsia="en-US"/>
-        </w:rPr>
-        <w:t>.</w:t>
-      </w:r>
-      <w:r>
-        <w:rPr>
-          <w:rFonts w:ascii="LM Roman 10" w:eastAsiaTheme="minorEastAsia" w:hAnsi="LM Roman 10"/>
-          <w:lang w:eastAsia="en-US"/>
-        </w:rPr>
-        <w:t>0</w:t>
-      </w:r>
-      <w:r>
-        <w:rPr>
-          <w:rFonts w:ascii="LM Roman 10" w:eastAsiaTheme="minorEastAsia" w:hAnsi="LM Roman 10"/>
-          <w:lang w:eastAsia="en-US"/>
-        </w:rPr>
-        <w:t>,</w:t>
-      </w:r>
-      <w:r>
-        <w:rPr>
-          <w:rFonts w:ascii="LM Roman 10" w:eastAsiaTheme="minorEastAsia" w:hAnsi="LM Roman 10"/>
-          <w:lang w:eastAsia="en-US"/>
-        </w:rPr>
-        <w:t xml:space="preserve"> </w:t>
-      </w:r>
-    </w:p>
-    <w:p>
-      <w:pPr>
-        <w:pStyle w:val="NormalWeb"/>
-        <w:spacing w:before="0" w:beforeAutospacing="0" w:after="120" w:afterAutospacing="0" w:line="360" w:lineRule="auto"/>
-        <w:ind w:firstLine="454"/>
-        <w:jc w:val="both"/>
-        <w:rPr>
-          <w:rFonts w:ascii="LM Roman 10" w:eastAsiaTheme="minorEastAsia" w:hAnsi="LM Roman 10"/>
-          <w:lang w:eastAsia="en-US"/>
-        </w:rPr>
-      </w:pPr>
-    </w:p>
-    <w:p>
-      <w:pPr>
-        <w:pStyle w:val="NormalWeb"/>
-        <w:spacing w:before="0" w:beforeAutospacing="0" w:after="120" w:afterAutospacing="0" w:line="360" w:lineRule="auto"/>
-        <w:ind w:firstLine="454"/>
-        <w:jc w:val="both"/>
-        <w:rPr>
-          <w:rFonts w:ascii="LM Roman 10" w:eastAsiaTheme="minorEastAsia" w:hAnsi="LM Roman 10"/>
-          <w:lang w:eastAsia="en-US"/>
-        </w:rPr>
-      </w:pPr>
-    </w:p>
-    <w:p>
-      <w:pPr>
-        <w:pStyle w:val="NormalWeb"/>
-        <w:spacing w:before="0" w:beforeAutospacing="0" w:after="120" w:afterAutospacing="0" w:line="360" w:lineRule="auto"/>
-        <w:ind w:firstLine="454"/>
-        <w:jc w:val="both"/>
-        <w:rPr>
-          <w:rFonts w:ascii="LM Roman 10" w:eastAsiaTheme="minorEastAsia" w:hAnsi="LM Roman 10"/>
-          <w:lang w:eastAsia="en-US"/>
-        </w:rPr>
-      </w:pPr>
-    </w:p>
-    <w:p>
-      <w:pPr>
-        <w:pStyle w:val="NormalWeb"/>
-        <w:spacing w:before="0" w:beforeAutospacing="0" w:after="120" w:afterAutospacing="0" w:line="360" w:lineRule="auto"/>
-        <w:ind w:firstLine="454"/>
-        <w:jc w:val="both"/>
-        <w:rPr>
-          <w:rFonts w:ascii="LM Roman 10" w:eastAsiaTheme="minorEastAsia" w:hAnsi="LM Roman 10"/>
-          <w:lang w:eastAsia="en-US"/>
-        </w:rPr>
-      </w:pPr>
-    </w:p>
-    <w:p>
-      <w:pPr>
-        <w:pStyle w:val="NormalWeb"/>
-        <w:spacing w:before="0" w:beforeAutospacing="0" w:after="120" w:afterAutospacing="0" w:line="360" w:lineRule="auto"/>
-        <w:ind w:firstLine="454"/>
-        <w:jc w:val="both"/>
-        <w:rPr>
-          <w:rFonts w:ascii="LM Roman 10" w:eastAsiaTheme="minorEastAsia" w:hAnsi="LM Roman 10"/>
-          <w:lang w:eastAsia="en-US"/>
-        </w:rPr>
-      </w:pPr>
-    </w:p>
-    <w:p>
-      <w:pPr>
-        <w:pStyle w:val="NormalWeb"/>
-        <w:spacing w:before="0" w:beforeAutospacing="0" w:after="120" w:afterAutospacing="0" w:line="360" w:lineRule="auto"/>
-        <w:ind w:firstLine="454"/>
-        <w:jc w:val="both"/>
-        <w:rPr>
-          <w:rFonts w:ascii="LM Roman 10" w:eastAsiaTheme="minorEastAsia" w:hAnsi="LM Roman 10"/>
-          <w:lang w:eastAsia="en-US"/>
-        </w:rPr>
-      </w:pPr>
-    </w:p>
-    <w:p>
-      <w:pPr>
-        <w:pStyle w:val="NormalWeb"/>
-        <w:spacing w:before="0" w:beforeAutospacing="0" w:after="120" w:afterAutospacing="0" w:line="360" w:lineRule="auto"/>
-        <w:ind w:firstLine="454"/>
-        <w:jc w:val="both"/>
-        <w:rPr>
-          <w:rFonts w:ascii="LM Roman 10" w:eastAsiaTheme="minorEastAsia" w:hAnsi="LM Roman 10"/>
-          <w:lang w:eastAsia="en-US"/>
-        </w:rPr>
-      </w:pPr>
-    </w:p>
-    <w:p>
-      <w:pPr>
-        <w:pStyle w:val="NormalWeb"/>
-        <w:spacing w:before="0" w:beforeAutospacing="0" w:after="120" w:afterAutospacing="0" w:line="360" w:lineRule="auto"/>
-        <w:ind w:firstLine="454"/>
-        <w:jc w:val="both"/>
-        <w:rPr>
-          <w:rFonts w:ascii="LM Roman 10" w:eastAsiaTheme="minorEastAsia" w:hAnsi="LM Roman 10"/>
-          <w:lang w:eastAsia="en-US"/>
-        </w:rPr>
-      </w:pPr>
-    </w:p>
-    <w:p>
-      <w:pPr>
-        <w:pStyle w:val="NormalWeb"/>
-        <w:spacing w:before="0" w:beforeAutospacing="0" w:after="120" w:afterAutospacing="0" w:line="360" w:lineRule="auto"/>
-        <w:ind w:firstLine="454"/>
-        <w:jc w:val="both"/>
-        <w:rPr>
-          <w:rFonts w:ascii="LM Roman 10" w:eastAsiaTheme="minorEastAsia" w:hAnsi="LM Roman 10"/>
-          <w:lang w:eastAsia="en-US"/>
-        </w:rPr>
-      </w:pPr>
-    </w:p>
-    <w:p>
-      <w:pPr>
-        <w:pStyle w:val="NormalWeb"/>
-        <w:spacing w:before="0" w:beforeAutospacing="0" w:after="120" w:afterAutospacing="0" w:line="360" w:lineRule="auto"/>
-        <w:ind w:firstLine="454"/>
-        <w:jc w:val="both"/>
-        <w:rPr>
-          <w:rFonts w:ascii="LM Roman 10" w:eastAsiaTheme="minorEastAsia" w:hAnsi="LM Roman 10"/>
-          <w:lang w:eastAsia="en-US"/>
-        </w:rPr>
-      </w:pPr>
-    </w:p>
-    <w:p>
-      <w:pPr>
-        <w:pStyle w:val="NormalWeb"/>
-        <w:spacing w:before="0" w:beforeAutospacing="0" w:after="120" w:afterAutospacing="0" w:line="360" w:lineRule="auto"/>
-        <w:ind w:firstLine="454"/>
-        <w:jc w:val="both"/>
-        <w:rPr>
-          <w:rFonts w:ascii="LM Roman 10" w:eastAsiaTheme="minorEastAsia" w:hAnsi="LM Roman 10"/>
-          <w:lang w:eastAsia="en-US"/>
-        </w:rPr>
-      </w:pPr>
-    </w:p>
-    <w:p>
-      <w:pPr>
-        <w:pStyle w:val="NormalWeb"/>
-        <w:spacing w:before="0" w:beforeAutospacing="0" w:after="120" w:afterAutospacing="0" w:line="360" w:lineRule="auto"/>
-        <w:ind w:firstLine="454"/>
-        <w:jc w:val="both"/>
-        <w:rPr>
-          <w:rFonts w:ascii="LM Roman 10" w:eastAsiaTheme="minorEastAsia" w:hAnsi="LM Roman 10"/>
-          <w:lang w:eastAsia="en-US"/>
-        </w:rPr>
-      </w:pPr>
-    </w:p>
-    <w:p>
-      <w:pPr>
-        <w:pStyle w:val="NormalWeb"/>
-        <w:spacing w:before="0" w:beforeAutospacing="0" w:after="120" w:afterAutospacing="0" w:line="360" w:lineRule="auto"/>
-        <w:ind w:firstLine="454"/>
-        <w:jc w:val="both"/>
-        <w:rPr>
-          <w:rFonts w:ascii="LM Roman 10" w:eastAsiaTheme="minorEastAsia" w:hAnsi="LM Roman 10"/>
-          <w:lang w:eastAsia="en-US"/>
-        </w:rPr>
-      </w:pPr>
-    </w:p>
-    <w:p>
-      <w:pPr>
-        <w:pStyle w:val="NormalWeb"/>
-        <w:spacing w:before="0" w:beforeAutospacing="0" w:after="120" w:afterAutospacing="0" w:line="360" w:lineRule="auto"/>
-        <w:ind w:firstLine="454"/>
-        <w:jc w:val="both"/>
-        <w:rPr>
-          <w:rFonts w:ascii="LM Roman 10" w:eastAsiaTheme="minorEastAsia" w:hAnsi="LM Roman 10"/>
-          <w:lang w:eastAsia="en-US"/>
-        </w:rPr>
-      </w:pPr>
-    </w:p>
-    <w:p>
-      <w:pPr>
-        <w:pStyle w:val="NormalWeb"/>
-        <w:spacing w:before="0" w:beforeAutospacing="0" w:after="120" w:afterAutospacing="0" w:line="360" w:lineRule="auto"/>
-        <w:ind w:firstLine="454"/>
-        <w:jc w:val="both"/>
-        <w:rPr>
-          <w:rFonts w:ascii="LM Roman 10" w:eastAsiaTheme="minorEastAsia" w:hAnsi="LM Roman 10"/>
-          <w:lang w:eastAsia="en-US"/>
-        </w:rPr>
-      </w:pPr>
-    </w:p>
-    <w:p>
-      <w:pPr>
-        <w:pStyle w:val="NormalWeb"/>
-        <w:spacing w:before="0" w:beforeAutospacing="0" w:after="120" w:afterAutospacing="0" w:line="360" w:lineRule="auto"/>
-        <w:ind w:firstLine="454"/>
-        <w:jc w:val="both"/>
-        <w:rPr>
-          <w:rFonts w:ascii="LM Roman 10" w:eastAsiaTheme="minorEastAsia" w:hAnsi="LM Roman 10"/>
+          <w:rFonts w:ascii="LM Roman 10" w:hAnsi="LM Roman 10" w:cs="Times New Roman"/>
+          <w:sz w:val="24"/>
+          <w:szCs w:val="24"/>
+          <w:lang w:eastAsia="en-US"/>
+        </w:rPr>
+      </w:pPr>
+      <w:r>
+        <w:rPr>
+          <w:rFonts w:ascii="LM Roman 10" w:hAnsi="LM Roman 10" w:cs="Times New Roman"/>
+          <w:sz w:val="24"/>
+          <w:szCs w:val="24"/>
+          <w:lang w:eastAsia="en-US"/>
+        </w:rPr>
+        <w:t xml:space="preserve">The analysis focuses on the determinants of Japan’s sovereign credit rating, using a comprehensive dataset that spans various economic, political, and financial variables over an extended period, according to an extension of Reinhart (2003) framework. The primary dependent variable, the Japan’s S&amp;P credit rating has been meticulously compiled from diverse sources due to the scarcity of readily available API or CSV formats. The data spans from 1960 </w:t>
+      </w:r>
+    </w:p>
+    <w:p>
+      <w:pPr>
+        <w:spacing w:before="120" w:after="0" w:line="360" w:lineRule="auto"/>
+        <w:ind w:firstLine="454"/>
+        <w:jc w:val="both"/>
+        <w:rPr>
+          <w:rFonts w:ascii="LM Roman 10" w:hAnsi="LM Roman 10" w:cs="Times New Roman"/>
+          <w:sz w:val="24"/>
+          <w:szCs w:val="24"/>
+          <w:lang w:eastAsia="en-US"/>
+        </w:rPr>
+      </w:pPr>
+    </w:p>
+    <w:p>
+      <w:pPr>
+        <w:spacing w:before="120" w:after="0" w:line="360" w:lineRule="auto"/>
+        <w:ind w:firstLine="454"/>
+        <w:jc w:val="both"/>
+        <w:rPr>
+          <w:rFonts w:ascii="LM Roman 10" w:hAnsi="LM Roman 10" w:cs="Times New Roman"/>
+          <w:sz w:val="24"/>
+          <w:szCs w:val="24"/>
+          <w:lang w:eastAsia="en-US"/>
+        </w:rPr>
+      </w:pPr>
+    </w:p>
+    <w:p>
+      <w:pPr>
+        <w:spacing w:before="120" w:after="0" w:line="360" w:lineRule="auto"/>
+        <w:ind w:firstLine="454"/>
+        <w:jc w:val="both"/>
+        <w:rPr>
+          <w:rFonts w:ascii="LM Roman 10" w:hAnsi="LM Roman 10" w:cs="Times New Roman"/>
+          <w:sz w:val="24"/>
+          <w:szCs w:val="24"/>
+          <w:lang w:eastAsia="en-US"/>
+        </w:rPr>
+      </w:pPr>
+    </w:p>
+    <w:p>
+      <w:pPr>
+        <w:spacing w:before="120" w:after="0" w:line="360" w:lineRule="auto"/>
+        <w:ind w:firstLine="454"/>
+        <w:jc w:val="both"/>
+        <w:rPr>
+          <w:rFonts w:ascii="LM Roman 10" w:hAnsi="LM Roman 10" w:cs="Times New Roman"/>
+          <w:sz w:val="24"/>
+          <w:szCs w:val="24"/>
+          <w:lang w:eastAsia="en-US"/>
+        </w:rPr>
+      </w:pPr>
+    </w:p>
+    <w:p>
+      <w:pPr>
+        <w:spacing w:before="120" w:after="0" w:line="360" w:lineRule="auto"/>
+        <w:ind w:firstLine="454"/>
+        <w:jc w:val="both"/>
+        <w:rPr>
+          <w:rFonts w:ascii="LM Roman 10" w:hAnsi="LM Roman 10" w:cs="Times New Roman"/>
+          <w:sz w:val="24"/>
+          <w:szCs w:val="24"/>
+          <w:lang w:eastAsia="en-US"/>
+        </w:rPr>
+      </w:pPr>
+    </w:p>
+    <w:p>
+      <w:pPr>
+        <w:spacing w:before="120" w:after="0" w:line="360" w:lineRule="auto"/>
+        <w:ind w:firstLine="454"/>
+        <w:jc w:val="both"/>
+        <w:rPr>
+          <w:rFonts w:ascii="LM Roman 10" w:hAnsi="LM Roman 10" w:cs="Times New Roman"/>
+          <w:sz w:val="24"/>
+          <w:szCs w:val="24"/>
+          <w:lang w:eastAsia="en-US"/>
+        </w:rPr>
+      </w:pPr>
+    </w:p>
+    <w:p>
+      <w:pPr>
+        <w:spacing w:before="120" w:after="0" w:line="360" w:lineRule="auto"/>
+        <w:ind w:firstLine="454"/>
+        <w:jc w:val="both"/>
+        <w:rPr>
+          <w:rFonts w:ascii="LM Roman 10" w:hAnsi="LM Roman 10" w:cs="Times New Roman"/>
+          <w:sz w:val="24"/>
+          <w:szCs w:val="24"/>
+          <w:lang w:eastAsia="en-US"/>
+        </w:rPr>
+      </w:pPr>
+    </w:p>
+    <w:p>
+      <w:pPr>
+        <w:spacing w:before="120" w:after="0" w:line="360" w:lineRule="auto"/>
+        <w:ind w:firstLine="454"/>
+        <w:jc w:val="both"/>
+        <w:rPr>
+          <w:rFonts w:ascii="LM Roman 10" w:hAnsi="LM Roman 10" w:cs="Times New Roman"/>
+          <w:sz w:val="24"/>
+          <w:szCs w:val="24"/>
+          <w:lang w:eastAsia="en-US"/>
+        </w:rPr>
+      </w:pPr>
+    </w:p>
+    <w:p>
+      <w:pPr>
+        <w:spacing w:before="120" w:after="0" w:line="360" w:lineRule="auto"/>
+        <w:ind w:firstLine="454"/>
+        <w:jc w:val="both"/>
+        <w:rPr>
+          <w:rFonts w:ascii="LM Roman 10" w:hAnsi="LM Roman 10" w:cs="Times New Roman"/>
+          <w:sz w:val="24"/>
+          <w:szCs w:val="24"/>
+          <w:lang w:eastAsia="en-US"/>
+        </w:rPr>
+      </w:pPr>
+    </w:p>
+    <w:p>
+      <w:pPr>
+        <w:spacing w:before="120" w:after="0" w:line="360" w:lineRule="auto"/>
+        <w:ind w:firstLine="454"/>
+        <w:jc w:val="both"/>
+        <w:rPr>
+          <w:rFonts w:ascii="LM Roman 10" w:hAnsi="LM Roman 10" w:cs="Times New Roman"/>
+          <w:sz w:val="24"/>
+          <w:szCs w:val="24"/>
+          <w:lang w:eastAsia="en-US"/>
+        </w:rPr>
+      </w:pPr>
+    </w:p>
+    <w:p>
+      <w:pPr>
+        <w:spacing w:before="120" w:after="0" w:line="360" w:lineRule="auto"/>
+        <w:ind w:firstLine="454"/>
+        <w:jc w:val="both"/>
+        <w:rPr>
+          <w:rFonts w:ascii="LM Roman 10" w:hAnsi="LM Roman 10" w:cs="Times New Roman"/>
+          <w:sz w:val="24"/>
+          <w:szCs w:val="24"/>
+          <w:lang w:eastAsia="en-US"/>
+        </w:rPr>
+      </w:pPr>
+    </w:p>
+    <w:p>
+      <w:pPr>
+        <w:spacing w:before="120" w:after="0" w:line="360" w:lineRule="auto"/>
+        <w:ind w:firstLine="454"/>
+        <w:jc w:val="both"/>
+        <w:rPr>
+          <w:rFonts w:ascii="LM Roman 10" w:hAnsi="LM Roman 10" w:cs="Times New Roman"/>
+          <w:sz w:val="24"/>
+          <w:szCs w:val="24"/>
+          <w:lang w:eastAsia="en-US"/>
+        </w:rPr>
+      </w:pPr>
+    </w:p>
+    <w:p>
+      <w:pPr>
+        <w:spacing w:before="120" w:after="0" w:line="360" w:lineRule="auto"/>
+        <w:ind w:firstLine="454"/>
+        <w:jc w:val="both"/>
+        <w:rPr>
+          <w:rFonts w:ascii="LM Roman 10" w:hAnsi="LM Roman 10" w:cs="Times New Roman"/>
+          <w:sz w:val="24"/>
+          <w:szCs w:val="24"/>
+          <w:lang w:eastAsia="en-US"/>
+        </w:rPr>
+      </w:pPr>
+    </w:p>
+    <w:p>
+      <w:pPr>
+        <w:spacing w:before="120" w:after="0" w:line="360" w:lineRule="auto"/>
+        <w:ind w:firstLine="454"/>
+        <w:jc w:val="both"/>
+        <w:rPr>
+          <w:rFonts w:ascii="LM Roman 10" w:hAnsi="LM Roman 10" w:cs="Times New Roman"/>
+          <w:sz w:val="24"/>
+          <w:szCs w:val="24"/>
+          <w:lang w:eastAsia="en-US"/>
+        </w:rPr>
+      </w:pPr>
+    </w:p>
+    <w:p>
+      <w:pPr>
+        <w:spacing w:before="120" w:after="0" w:line="360" w:lineRule="auto"/>
+        <w:ind w:firstLine="454"/>
+        <w:jc w:val="both"/>
+        <w:rPr>
+          <w:rFonts w:ascii="LM Roman 10" w:hAnsi="LM Roman 10" w:cs="Times New Roman"/>
+          <w:sz w:val="24"/>
+          <w:szCs w:val="24"/>
+          <w:lang w:eastAsia="en-US"/>
+        </w:rPr>
+      </w:pPr>
+    </w:p>
+    <w:p>
+      <w:pPr>
+        <w:spacing w:before="120" w:after="0" w:line="360" w:lineRule="auto"/>
+        <w:ind w:firstLine="454"/>
+        <w:jc w:val="both"/>
+        <w:rPr>
+          <w:rFonts w:ascii="LM Roman 10" w:hAnsi="LM Roman 10" w:cs="Times New Roman"/>
+          <w:sz w:val="24"/>
+          <w:szCs w:val="24"/>
           <w:lang w:eastAsia="en-US"/>
         </w:rPr>
       </w:pPr>
@@ -4465,7 +4581,301 @@
           <w:numId w:val="15"/>
         </w:numPr>
         <w:spacing w:before="0" w:after="240" w:line="240" w:lineRule="auto"/>
-        <w:ind w:left="1077"/>
+        <w:ind w:left="567" w:hanging="567"/>
+        <w:contextualSpacing/>
+        <w:rPr>
+          <w:rFonts w:ascii="LM Roman 10" w:hAnsi="LM Roman 10" w:cs="Times New Roman"/>
+          <w:b/>
+          <w:bCs/>
+          <w:color w:val="auto"/>
+          <w:sz w:val="36"/>
+          <w:szCs w:val="36"/>
+          <w:lang w:val="en-US" w:eastAsia="en-US"/>
+        </w:rPr>
+      </w:pPr>
+      <w:r>
+        <w:rPr>
+          <w:rFonts w:ascii="LM Roman 10" w:hAnsi="LM Roman 10" w:cs="Times New Roman"/>
+          <w:b/>
+          <w:bCs/>
+          <w:color w:val="auto"/>
+          <w:sz w:val="36"/>
+          <w:szCs w:val="36"/>
+          <w:lang w:val="en-US" w:eastAsia="en-US"/>
+        </w:rPr>
+        <w:lastRenderedPageBreak/>
+        <w:t>Empirical Approach</w:t>
+      </w:r>
+    </w:p>
+    <w:p>
+      <w:pPr>
+        <w:pStyle w:val="NormalWeb"/>
+        <w:spacing w:before="0" w:beforeAutospacing="0" w:after="240" w:afterAutospacing="0"/>
+        <w:ind w:firstLine="284"/>
+        <w:jc w:val="both"/>
+        <w:rPr>
+          <w:rFonts w:ascii="LM Roman 10" w:eastAsiaTheme="minorEastAsia" w:hAnsi="LM Roman 10"/>
+          <w:lang w:eastAsia="en-US"/>
+        </w:rPr>
+      </w:pPr>
+      <w:r>
+        <w:rPr>
+          <w:rFonts w:ascii="LM Roman 10" w:eastAsiaTheme="minorEastAsia" w:hAnsi="LM Roman 10"/>
+          <w:lang w:eastAsia="en-US"/>
+        </w:rPr>
+        <w:t xml:space="preserve">According to my extension of Reinhart et al. (2003), the concept of debt intolerance is operationalized using two key metrics: the S&amp;P credit rating and total (internal and external) debt ratios. To identify debtors’ clubs and vulnerability regions, a two-step algorithm is employed. First, countries are loosely grouped into three “clubs” based on their average IIR over the period 1979–2002. Club A consists of countries with </w:t>
+      </w:r>
+      <w:r>
+        <w:rPr>
+          <w:rFonts w:ascii="LM Roman 10" w:eastAsiaTheme="minorEastAsia" w:hAnsi="LM Roman 10"/>
+          <w:lang w:eastAsia="en-US"/>
+        </w:rPr>
+        <w:t>S&amp;P credit rating</w:t>
+      </w:r>
+      <w:r>
+        <w:rPr>
+          <w:rFonts w:ascii="LM Roman 10" w:eastAsiaTheme="minorEastAsia" w:hAnsi="LM Roman 10"/>
+          <w:lang w:eastAsia="en-US"/>
+        </w:rPr>
+        <w:t xml:space="preserve"> above </w:t>
+      </w:r>
+      <w:r>
+        <w:rPr>
+          <w:rFonts w:ascii="LM Roman 10" w:eastAsiaTheme="minorEastAsia" w:hAnsi="LM Roman 10"/>
+          <w:lang w:eastAsia="en-US"/>
+        </w:rPr>
+        <w:t>74</w:t>
+      </w:r>
+      <w:r>
+        <w:rPr>
+          <w:rFonts w:ascii="LM Roman 10" w:eastAsiaTheme="minorEastAsia" w:hAnsi="LM Roman 10"/>
+          <w:lang w:eastAsia="en-US"/>
+        </w:rPr>
+        <w:t>.</w:t>
+      </w:r>
+      <w:r>
+        <w:rPr>
+          <w:rFonts w:ascii="LM Roman 10" w:eastAsiaTheme="minorEastAsia" w:hAnsi="LM Roman 10"/>
+          <w:lang w:eastAsia="en-US"/>
+        </w:rPr>
+        <w:t>0</w:t>
+      </w:r>
+      <w:r>
+        <w:rPr>
+          <w:rFonts w:ascii="LM Roman 10" w:eastAsiaTheme="minorEastAsia" w:hAnsi="LM Roman 10"/>
+          <w:lang w:eastAsia="en-US"/>
+        </w:rPr>
+        <w:t>,</w:t>
+      </w:r>
+      <w:r>
+        <w:rPr>
+          <w:rFonts w:ascii="LM Roman 10" w:eastAsiaTheme="minorEastAsia" w:hAnsi="LM Roman 10"/>
+          <w:lang w:eastAsia="en-US"/>
+        </w:rPr>
+        <w:t xml:space="preserve"> </w:t>
+      </w:r>
+    </w:p>
+    <w:p>
+      <w:pPr>
+        <w:pStyle w:val="NormalWeb"/>
+        <w:spacing w:before="0" w:beforeAutospacing="0" w:after="120" w:afterAutospacing="0" w:line="360" w:lineRule="auto"/>
+        <w:ind w:firstLine="454"/>
+        <w:jc w:val="both"/>
+        <w:rPr>
+          <w:rFonts w:ascii="LM Roman 10" w:eastAsiaTheme="minorEastAsia" w:hAnsi="LM Roman 10"/>
+          <w:lang w:eastAsia="en-US"/>
+        </w:rPr>
+      </w:pPr>
+    </w:p>
+    <w:p>
+      <w:pPr>
+        <w:pStyle w:val="NormalWeb"/>
+        <w:spacing w:before="0" w:beforeAutospacing="0" w:after="120" w:afterAutospacing="0" w:line="360" w:lineRule="auto"/>
+        <w:ind w:firstLine="454"/>
+        <w:jc w:val="both"/>
+        <w:rPr>
+          <w:rFonts w:ascii="LM Roman 10" w:eastAsiaTheme="minorEastAsia" w:hAnsi="LM Roman 10"/>
+          <w:lang w:eastAsia="en-US"/>
+        </w:rPr>
+      </w:pPr>
+    </w:p>
+    <w:p>
+      <w:pPr>
+        <w:pStyle w:val="NormalWeb"/>
+        <w:spacing w:before="0" w:beforeAutospacing="0" w:after="120" w:afterAutospacing="0" w:line="360" w:lineRule="auto"/>
+        <w:ind w:firstLine="454"/>
+        <w:jc w:val="both"/>
+        <w:rPr>
+          <w:rFonts w:ascii="LM Roman 10" w:eastAsiaTheme="minorEastAsia" w:hAnsi="LM Roman 10"/>
+          <w:lang w:eastAsia="en-US"/>
+        </w:rPr>
+      </w:pPr>
+    </w:p>
+    <w:p>
+      <w:pPr>
+        <w:pStyle w:val="NormalWeb"/>
+        <w:spacing w:before="0" w:beforeAutospacing="0" w:after="120" w:afterAutospacing="0" w:line="360" w:lineRule="auto"/>
+        <w:ind w:firstLine="454"/>
+        <w:jc w:val="both"/>
+        <w:rPr>
+          <w:rFonts w:ascii="LM Roman 10" w:eastAsiaTheme="minorEastAsia" w:hAnsi="LM Roman 10"/>
+          <w:lang w:eastAsia="en-US"/>
+        </w:rPr>
+      </w:pPr>
+    </w:p>
+    <w:p>
+      <w:pPr>
+        <w:pStyle w:val="NormalWeb"/>
+        <w:spacing w:before="0" w:beforeAutospacing="0" w:after="120" w:afterAutospacing="0" w:line="360" w:lineRule="auto"/>
+        <w:ind w:firstLine="454"/>
+        <w:jc w:val="both"/>
+        <w:rPr>
+          <w:rFonts w:ascii="LM Roman 10" w:eastAsiaTheme="minorEastAsia" w:hAnsi="LM Roman 10"/>
+          <w:lang w:eastAsia="en-US"/>
+        </w:rPr>
+      </w:pPr>
+    </w:p>
+    <w:p>
+      <w:pPr>
+        <w:pStyle w:val="NormalWeb"/>
+        <w:spacing w:before="0" w:beforeAutospacing="0" w:after="120" w:afterAutospacing="0" w:line="360" w:lineRule="auto"/>
+        <w:ind w:firstLine="454"/>
+        <w:jc w:val="both"/>
+        <w:rPr>
+          <w:rFonts w:ascii="LM Roman 10" w:eastAsiaTheme="minorEastAsia" w:hAnsi="LM Roman 10"/>
+          <w:lang w:eastAsia="en-US"/>
+        </w:rPr>
+      </w:pPr>
+    </w:p>
+    <w:p>
+      <w:pPr>
+        <w:pStyle w:val="NormalWeb"/>
+        <w:spacing w:before="0" w:beforeAutospacing="0" w:after="120" w:afterAutospacing="0" w:line="360" w:lineRule="auto"/>
+        <w:ind w:firstLine="454"/>
+        <w:jc w:val="both"/>
+        <w:rPr>
+          <w:rFonts w:ascii="LM Roman 10" w:eastAsiaTheme="minorEastAsia" w:hAnsi="LM Roman 10"/>
+          <w:lang w:eastAsia="en-US"/>
+        </w:rPr>
+      </w:pPr>
+    </w:p>
+    <w:p>
+      <w:pPr>
+        <w:pStyle w:val="NormalWeb"/>
+        <w:spacing w:before="0" w:beforeAutospacing="0" w:after="120" w:afterAutospacing="0" w:line="360" w:lineRule="auto"/>
+        <w:ind w:firstLine="454"/>
+        <w:jc w:val="both"/>
+        <w:rPr>
+          <w:rFonts w:ascii="LM Roman 10" w:eastAsiaTheme="minorEastAsia" w:hAnsi="LM Roman 10"/>
+          <w:lang w:eastAsia="en-US"/>
+        </w:rPr>
+      </w:pPr>
+    </w:p>
+    <w:p>
+      <w:pPr>
+        <w:pStyle w:val="NormalWeb"/>
+        <w:spacing w:before="0" w:beforeAutospacing="0" w:after="120" w:afterAutospacing="0" w:line="360" w:lineRule="auto"/>
+        <w:ind w:firstLine="454"/>
+        <w:jc w:val="both"/>
+        <w:rPr>
+          <w:rFonts w:ascii="LM Roman 10" w:eastAsiaTheme="minorEastAsia" w:hAnsi="LM Roman 10"/>
+          <w:lang w:eastAsia="en-US"/>
+        </w:rPr>
+      </w:pPr>
+    </w:p>
+    <w:p>
+      <w:pPr>
+        <w:pStyle w:val="NormalWeb"/>
+        <w:spacing w:before="0" w:beforeAutospacing="0" w:after="120" w:afterAutospacing="0" w:line="360" w:lineRule="auto"/>
+        <w:ind w:firstLine="454"/>
+        <w:jc w:val="both"/>
+        <w:rPr>
+          <w:rFonts w:ascii="LM Roman 10" w:eastAsiaTheme="minorEastAsia" w:hAnsi="LM Roman 10"/>
+          <w:lang w:eastAsia="en-US"/>
+        </w:rPr>
+      </w:pPr>
+    </w:p>
+    <w:p>
+      <w:pPr>
+        <w:pStyle w:val="NormalWeb"/>
+        <w:spacing w:before="0" w:beforeAutospacing="0" w:after="120" w:afterAutospacing="0" w:line="360" w:lineRule="auto"/>
+        <w:ind w:firstLine="454"/>
+        <w:jc w:val="both"/>
+        <w:rPr>
+          <w:rFonts w:ascii="LM Roman 10" w:eastAsiaTheme="minorEastAsia" w:hAnsi="LM Roman 10"/>
+          <w:lang w:eastAsia="en-US"/>
+        </w:rPr>
+      </w:pPr>
+    </w:p>
+    <w:p>
+      <w:pPr>
+        <w:pStyle w:val="NormalWeb"/>
+        <w:spacing w:before="0" w:beforeAutospacing="0" w:after="120" w:afterAutospacing="0" w:line="360" w:lineRule="auto"/>
+        <w:ind w:firstLine="454"/>
+        <w:jc w:val="both"/>
+        <w:rPr>
+          <w:rFonts w:ascii="LM Roman 10" w:eastAsiaTheme="minorEastAsia" w:hAnsi="LM Roman 10"/>
+          <w:lang w:eastAsia="en-US"/>
+        </w:rPr>
+      </w:pPr>
+    </w:p>
+    <w:p>
+      <w:pPr>
+        <w:pStyle w:val="NormalWeb"/>
+        <w:spacing w:before="0" w:beforeAutospacing="0" w:after="120" w:afterAutospacing="0" w:line="360" w:lineRule="auto"/>
+        <w:ind w:firstLine="454"/>
+        <w:jc w:val="both"/>
+        <w:rPr>
+          <w:rFonts w:ascii="LM Roman 10" w:eastAsiaTheme="minorEastAsia" w:hAnsi="LM Roman 10"/>
+          <w:lang w:eastAsia="en-US"/>
+        </w:rPr>
+      </w:pPr>
+    </w:p>
+    <w:p>
+      <w:pPr>
+        <w:pStyle w:val="NormalWeb"/>
+        <w:spacing w:before="0" w:beforeAutospacing="0" w:after="120" w:afterAutospacing="0" w:line="360" w:lineRule="auto"/>
+        <w:ind w:firstLine="454"/>
+        <w:jc w:val="both"/>
+        <w:rPr>
+          <w:rFonts w:ascii="LM Roman 10" w:eastAsiaTheme="minorEastAsia" w:hAnsi="LM Roman 10"/>
+          <w:lang w:eastAsia="en-US"/>
+        </w:rPr>
+      </w:pPr>
+    </w:p>
+    <w:p>
+      <w:pPr>
+        <w:pStyle w:val="NormalWeb"/>
+        <w:spacing w:before="0" w:beforeAutospacing="0" w:after="120" w:afterAutospacing="0" w:line="360" w:lineRule="auto"/>
+        <w:ind w:firstLine="454"/>
+        <w:jc w:val="both"/>
+        <w:rPr>
+          <w:rFonts w:ascii="LM Roman 10" w:eastAsiaTheme="minorEastAsia" w:hAnsi="LM Roman 10"/>
+          <w:lang w:eastAsia="en-US"/>
+        </w:rPr>
+      </w:pPr>
+    </w:p>
+    <w:p>
+      <w:pPr>
+        <w:pStyle w:val="NormalWeb"/>
+        <w:spacing w:before="0" w:beforeAutospacing="0" w:after="120" w:afterAutospacing="0" w:line="360" w:lineRule="auto"/>
+        <w:ind w:firstLine="454"/>
+        <w:jc w:val="both"/>
+        <w:rPr>
+          <w:rFonts w:ascii="LM Roman 10" w:eastAsiaTheme="minorEastAsia" w:hAnsi="LM Roman 10"/>
+          <w:lang w:eastAsia="en-US"/>
+        </w:rPr>
+      </w:pPr>
+    </w:p>
+    <w:p>
+      <w:pPr>
+        <w:pStyle w:val="Heading1"/>
+        <w:numPr>
+          <w:ilvl w:val="0"/>
+          <w:numId w:val="15"/>
+        </w:numPr>
+        <w:spacing w:before="0" w:after="240" w:line="240" w:lineRule="auto"/>
+        <w:ind w:left="567" w:hanging="567"/>
         <w:rPr>
           <w:rFonts w:ascii="LM Roman 10" w:hAnsi="LM Roman 10" w:cs="Times New Roman"/>
           <w:b/>
@@ -4888,7 +5298,7 @@
           <w:numId w:val="15"/>
         </w:numPr>
         <w:spacing w:before="0" w:after="240" w:line="240" w:lineRule="auto"/>
-        <w:ind w:left="1077"/>
+        <w:ind w:left="567" w:hanging="567"/>
         <w:rPr>
           <w:rFonts w:ascii="LM Roman 10" w:hAnsi="LM Roman 10" w:cs="Times New Roman"/>
           <w:color w:val="auto"/>
@@ -8055,392 +8465,10 @@
     </w:lvl>
   </w:abstractNum>
   <w:abstractNum w:abstractNumId="2" w15:restartNumberingAfterBreak="0">
-    <w:nsid w:val="1C174C00"/>
-    <w:multiLevelType w:val="hybridMultilevel"/>
-    <w:tmpl w:val="2DD228D2"/>
-    <w:lvl w:ilvl="0" w:tplc="1CF0631C">
-      <w:start w:val="1"/>
-      <w:numFmt w:val="decimal"/>
-      <w:lvlText w:val="%1."/>
-      <w:lvlJc w:val="left"/>
-      <w:pPr>
-        <w:ind w:left="1800" w:hanging="720"/>
-      </w:pPr>
-      <w:rPr>
-        <w:rFonts w:hint="default"/>
-      </w:rPr>
-    </w:lvl>
-    <w:lvl w:ilvl="1" w:tplc="7BC0DC38">
-      <w:start w:val="1"/>
-      <w:numFmt w:val="decimal"/>
-      <w:lvlText w:val="%2."/>
-      <w:lvlJc w:val="left"/>
-      <w:pPr>
-        <w:ind w:left="2160" w:hanging="360"/>
-      </w:pPr>
-      <w:rPr>
-        <w:rFonts w:ascii="Quadrat serial" w:eastAsiaTheme="majorEastAsia" w:hAnsi="Quadrat serial" w:cstheme="majorBidi"/>
-      </w:rPr>
-    </w:lvl>
-    <w:lvl w:ilvl="2" w:tplc="0809001B">
-      <w:start w:val="1"/>
-      <w:numFmt w:val="lowerRoman"/>
-      <w:lvlText w:val="%3."/>
-      <w:lvlJc w:val="right"/>
-      <w:pPr>
-        <w:ind w:left="2880" w:hanging="180"/>
-      </w:pPr>
-    </w:lvl>
-    <w:lvl w:ilvl="3" w:tplc="0809000F">
-      <w:start w:val="1"/>
-      <w:numFmt w:val="decimal"/>
-      <w:lvlText w:val="%4."/>
-      <w:lvlJc w:val="left"/>
-      <w:pPr>
-        <w:ind w:left="3600" w:hanging="360"/>
-      </w:pPr>
-    </w:lvl>
-    <w:lvl w:ilvl="4" w:tplc="08090019" w:tentative="1">
-      <w:start w:val="1"/>
-      <w:numFmt w:val="lowerLetter"/>
-      <w:lvlText w:val="%5."/>
-      <w:lvlJc w:val="left"/>
-      <w:pPr>
-        <w:ind w:left="4320" w:hanging="360"/>
-      </w:pPr>
-    </w:lvl>
-    <w:lvl w:ilvl="5" w:tplc="0809001B" w:tentative="1">
-      <w:start w:val="1"/>
-      <w:numFmt w:val="lowerRoman"/>
-      <w:lvlText w:val="%6."/>
-      <w:lvlJc w:val="right"/>
-      <w:pPr>
-        <w:ind w:left="5040" w:hanging="180"/>
-      </w:pPr>
-    </w:lvl>
-    <w:lvl w:ilvl="6" w:tplc="0809000F" w:tentative="1">
-      <w:start w:val="1"/>
-      <w:numFmt w:val="decimal"/>
-      <w:lvlText w:val="%7."/>
-      <w:lvlJc w:val="left"/>
-      <w:pPr>
-        <w:ind w:left="5760" w:hanging="360"/>
-      </w:pPr>
-    </w:lvl>
-    <w:lvl w:ilvl="7" w:tplc="08090019" w:tentative="1">
-      <w:start w:val="1"/>
-      <w:numFmt w:val="lowerLetter"/>
-      <w:lvlText w:val="%8."/>
-      <w:lvlJc w:val="left"/>
-      <w:pPr>
-        <w:ind w:left="6480" w:hanging="360"/>
-      </w:pPr>
-    </w:lvl>
-    <w:lvl w:ilvl="8" w:tplc="0809001B" w:tentative="1">
-      <w:start w:val="1"/>
-      <w:numFmt w:val="lowerRoman"/>
-      <w:lvlText w:val="%9."/>
-      <w:lvlJc w:val="right"/>
-      <w:pPr>
-        <w:ind w:left="7200" w:hanging="180"/>
-      </w:pPr>
-    </w:lvl>
-  </w:abstractNum>
-  <w:abstractNum w:abstractNumId="3" w15:restartNumberingAfterBreak="0">
-    <w:nsid w:val="26E302C0"/>
-    <w:multiLevelType w:val="hybridMultilevel"/>
-    <w:tmpl w:val="703646E2"/>
-    <w:lvl w:ilvl="0" w:tplc="04100013">
-      <w:start w:val="1"/>
-      <w:numFmt w:val="upperRoman"/>
-      <w:lvlText w:val="%1."/>
-      <w:lvlJc w:val="right"/>
-      <w:pPr>
-        <w:ind w:left="720" w:hanging="360"/>
-      </w:pPr>
-    </w:lvl>
-    <w:lvl w:ilvl="1" w:tplc="08090019" w:tentative="1">
-      <w:start w:val="1"/>
-      <w:numFmt w:val="lowerLetter"/>
-      <w:lvlText w:val="%2."/>
-      <w:lvlJc w:val="left"/>
-      <w:pPr>
-        <w:ind w:left="1440" w:hanging="360"/>
-      </w:pPr>
-    </w:lvl>
-    <w:lvl w:ilvl="2" w:tplc="0809001B" w:tentative="1">
-      <w:start w:val="1"/>
-      <w:numFmt w:val="lowerRoman"/>
-      <w:lvlText w:val="%3."/>
-      <w:lvlJc w:val="right"/>
-      <w:pPr>
-        <w:ind w:left="2160" w:hanging="180"/>
-      </w:pPr>
-    </w:lvl>
-    <w:lvl w:ilvl="3" w:tplc="0809000F" w:tentative="1">
-      <w:start w:val="1"/>
-      <w:numFmt w:val="decimal"/>
-      <w:lvlText w:val="%4."/>
-      <w:lvlJc w:val="left"/>
-      <w:pPr>
-        <w:ind w:left="2880" w:hanging="360"/>
-      </w:pPr>
-    </w:lvl>
-    <w:lvl w:ilvl="4" w:tplc="08090019" w:tentative="1">
-      <w:start w:val="1"/>
-      <w:numFmt w:val="lowerLetter"/>
-      <w:lvlText w:val="%5."/>
-      <w:lvlJc w:val="left"/>
-      <w:pPr>
-        <w:ind w:left="3600" w:hanging="360"/>
-      </w:pPr>
-    </w:lvl>
-    <w:lvl w:ilvl="5" w:tplc="0809001B" w:tentative="1">
-      <w:start w:val="1"/>
-      <w:numFmt w:val="lowerRoman"/>
-      <w:lvlText w:val="%6."/>
-      <w:lvlJc w:val="right"/>
-      <w:pPr>
-        <w:ind w:left="4320" w:hanging="180"/>
-      </w:pPr>
-    </w:lvl>
-    <w:lvl w:ilvl="6" w:tplc="0809000F" w:tentative="1">
-      <w:start w:val="1"/>
-      <w:numFmt w:val="decimal"/>
-      <w:lvlText w:val="%7."/>
-      <w:lvlJc w:val="left"/>
-      <w:pPr>
-        <w:ind w:left="5040" w:hanging="360"/>
-      </w:pPr>
-    </w:lvl>
-    <w:lvl w:ilvl="7" w:tplc="08090019" w:tentative="1">
-      <w:start w:val="1"/>
-      <w:numFmt w:val="lowerLetter"/>
-      <w:lvlText w:val="%8."/>
-      <w:lvlJc w:val="left"/>
-      <w:pPr>
-        <w:ind w:left="5760" w:hanging="360"/>
-      </w:pPr>
-    </w:lvl>
-    <w:lvl w:ilvl="8" w:tplc="0809001B" w:tentative="1">
-      <w:start w:val="1"/>
-      <w:numFmt w:val="lowerRoman"/>
-      <w:lvlText w:val="%9."/>
-      <w:lvlJc w:val="right"/>
-      <w:pPr>
-        <w:ind w:left="6480" w:hanging="180"/>
-      </w:pPr>
-    </w:lvl>
-  </w:abstractNum>
-  <w:abstractNum w:abstractNumId="4" w15:restartNumberingAfterBreak="0">
-    <w:nsid w:val="32F10489"/>
-    <w:multiLevelType w:val="hybridMultilevel"/>
-    <w:tmpl w:val="DE947D84"/>
-    <w:lvl w:ilvl="0" w:tplc="46884344">
-      <w:start w:val="1"/>
-      <w:numFmt w:val="decimal"/>
-      <w:lvlText w:val="%1."/>
-      <w:lvlJc w:val="left"/>
-      <w:pPr>
-        <w:ind w:left="380" w:hanging="360"/>
-      </w:pPr>
-      <w:rPr>
-        <w:rFonts w:hint="default"/>
-        <w:color w:val="005C81"/>
-        <w:w w:val="95"/>
-      </w:rPr>
-    </w:lvl>
-    <w:lvl w:ilvl="1" w:tplc="08090019" w:tentative="1">
-      <w:start w:val="1"/>
-      <w:numFmt w:val="lowerLetter"/>
-      <w:lvlText w:val="%2."/>
-      <w:lvlJc w:val="left"/>
-      <w:pPr>
-        <w:ind w:left="1100" w:hanging="360"/>
-      </w:pPr>
-    </w:lvl>
-    <w:lvl w:ilvl="2" w:tplc="0809001B" w:tentative="1">
-      <w:start w:val="1"/>
-      <w:numFmt w:val="lowerRoman"/>
-      <w:lvlText w:val="%3."/>
-      <w:lvlJc w:val="right"/>
-      <w:pPr>
-        <w:ind w:left="1820" w:hanging="180"/>
-      </w:pPr>
-    </w:lvl>
-    <w:lvl w:ilvl="3" w:tplc="0809000F" w:tentative="1">
-      <w:start w:val="1"/>
-      <w:numFmt w:val="decimal"/>
-      <w:lvlText w:val="%4."/>
-      <w:lvlJc w:val="left"/>
-      <w:pPr>
-        <w:ind w:left="2540" w:hanging="360"/>
-      </w:pPr>
-    </w:lvl>
-    <w:lvl w:ilvl="4" w:tplc="08090019" w:tentative="1">
-      <w:start w:val="1"/>
-      <w:numFmt w:val="lowerLetter"/>
-      <w:lvlText w:val="%5."/>
-      <w:lvlJc w:val="left"/>
-      <w:pPr>
-        <w:ind w:left="3260" w:hanging="360"/>
-      </w:pPr>
-    </w:lvl>
-    <w:lvl w:ilvl="5" w:tplc="0809001B" w:tentative="1">
-      <w:start w:val="1"/>
-      <w:numFmt w:val="lowerRoman"/>
-      <w:lvlText w:val="%6."/>
-      <w:lvlJc w:val="right"/>
-      <w:pPr>
-        <w:ind w:left="3980" w:hanging="180"/>
-      </w:pPr>
-    </w:lvl>
-    <w:lvl w:ilvl="6" w:tplc="0809000F" w:tentative="1">
-      <w:start w:val="1"/>
-      <w:numFmt w:val="decimal"/>
-      <w:lvlText w:val="%7."/>
-      <w:lvlJc w:val="left"/>
-      <w:pPr>
-        <w:ind w:left="4700" w:hanging="360"/>
-      </w:pPr>
-    </w:lvl>
-    <w:lvl w:ilvl="7" w:tplc="08090019" w:tentative="1">
-      <w:start w:val="1"/>
-      <w:numFmt w:val="lowerLetter"/>
-      <w:lvlText w:val="%8."/>
-      <w:lvlJc w:val="left"/>
-      <w:pPr>
-        <w:ind w:left="5420" w:hanging="360"/>
-      </w:pPr>
-    </w:lvl>
-    <w:lvl w:ilvl="8" w:tplc="0809001B" w:tentative="1">
-      <w:start w:val="1"/>
-      <w:numFmt w:val="lowerRoman"/>
-      <w:lvlText w:val="%9."/>
-      <w:lvlJc w:val="right"/>
-      <w:pPr>
-        <w:ind w:left="6140" w:hanging="180"/>
-      </w:pPr>
-    </w:lvl>
-  </w:abstractNum>
-  <w:abstractNum w:abstractNumId="5" w15:restartNumberingAfterBreak="0">
-    <w:nsid w:val="3A1D276C"/>
-    <w:multiLevelType w:val="hybridMultilevel"/>
-    <w:tmpl w:val="1D548772"/>
-    <w:lvl w:ilvl="0" w:tplc="08090001">
-      <w:start w:val="1"/>
-      <w:numFmt w:val="bullet"/>
-      <w:lvlText w:val=""/>
-      <w:lvlJc w:val="left"/>
-      <w:pPr>
-        <w:ind w:left="720" w:hanging="360"/>
-      </w:pPr>
-      <w:rPr>
-        <w:rFonts w:ascii="Symbol" w:hAnsi="Symbol" w:hint="default"/>
-      </w:rPr>
-    </w:lvl>
-    <w:lvl w:ilvl="1" w:tplc="08090003" w:tentative="1">
-      <w:start w:val="1"/>
-      <w:numFmt w:val="bullet"/>
-      <w:lvlText w:val="o"/>
-      <w:lvlJc w:val="left"/>
-      <w:pPr>
-        <w:ind w:left="1440" w:hanging="360"/>
-      </w:pPr>
-      <w:rPr>
-        <w:rFonts w:ascii="Courier New" w:hAnsi="Courier New" w:cs="Courier New" w:hint="default"/>
-      </w:rPr>
-    </w:lvl>
-    <w:lvl w:ilvl="2" w:tplc="08090005" w:tentative="1">
-      <w:start w:val="1"/>
-      <w:numFmt w:val="bullet"/>
-      <w:lvlText w:val=""/>
-      <w:lvlJc w:val="left"/>
-      <w:pPr>
-        <w:ind w:left="2160" w:hanging="360"/>
-      </w:pPr>
-      <w:rPr>
-        <w:rFonts w:ascii="Wingdings" w:hAnsi="Wingdings" w:hint="default"/>
-      </w:rPr>
-    </w:lvl>
-    <w:lvl w:ilvl="3" w:tplc="08090001" w:tentative="1">
-      <w:start w:val="1"/>
-      <w:numFmt w:val="bullet"/>
-      <w:lvlText w:val=""/>
-      <w:lvlJc w:val="left"/>
-      <w:pPr>
-        <w:ind w:left="2880" w:hanging="360"/>
-      </w:pPr>
-      <w:rPr>
-        <w:rFonts w:ascii="Symbol" w:hAnsi="Symbol" w:hint="default"/>
-      </w:rPr>
-    </w:lvl>
-    <w:lvl w:ilvl="4" w:tplc="08090003" w:tentative="1">
-      <w:start w:val="1"/>
-      <w:numFmt w:val="bullet"/>
-      <w:lvlText w:val="o"/>
-      <w:lvlJc w:val="left"/>
-      <w:pPr>
-        <w:ind w:left="3600" w:hanging="360"/>
-      </w:pPr>
-      <w:rPr>
-        <w:rFonts w:ascii="Courier New" w:hAnsi="Courier New" w:cs="Courier New" w:hint="default"/>
-      </w:rPr>
-    </w:lvl>
-    <w:lvl w:ilvl="5" w:tplc="08090005" w:tentative="1">
-      <w:start w:val="1"/>
-      <w:numFmt w:val="bullet"/>
-      <w:lvlText w:val=""/>
-      <w:lvlJc w:val="left"/>
-      <w:pPr>
-        <w:ind w:left="4320" w:hanging="360"/>
-      </w:pPr>
-      <w:rPr>
-        <w:rFonts w:ascii="Wingdings" w:hAnsi="Wingdings" w:hint="default"/>
-      </w:rPr>
-    </w:lvl>
-    <w:lvl w:ilvl="6" w:tplc="08090001" w:tentative="1">
-      <w:start w:val="1"/>
-      <w:numFmt w:val="bullet"/>
-      <w:lvlText w:val=""/>
-      <w:lvlJc w:val="left"/>
-      <w:pPr>
-        <w:ind w:left="5040" w:hanging="360"/>
-      </w:pPr>
-      <w:rPr>
-        <w:rFonts w:ascii="Symbol" w:hAnsi="Symbol" w:hint="default"/>
-      </w:rPr>
-    </w:lvl>
-    <w:lvl w:ilvl="7" w:tplc="08090003" w:tentative="1">
-      <w:start w:val="1"/>
-      <w:numFmt w:val="bullet"/>
-      <w:lvlText w:val="o"/>
-      <w:lvlJc w:val="left"/>
-      <w:pPr>
-        <w:ind w:left="5760" w:hanging="360"/>
-      </w:pPr>
-      <w:rPr>
-        <w:rFonts w:ascii="Courier New" w:hAnsi="Courier New" w:cs="Courier New" w:hint="default"/>
-      </w:rPr>
-    </w:lvl>
-    <w:lvl w:ilvl="8" w:tplc="08090005" w:tentative="1">
-      <w:start w:val="1"/>
-      <w:numFmt w:val="bullet"/>
-      <w:lvlText w:val=""/>
-      <w:lvlJc w:val="left"/>
-      <w:pPr>
-        <w:ind w:left="6480" w:hanging="360"/>
-      </w:pPr>
-      <w:rPr>
-        <w:rFonts w:ascii="Wingdings" w:hAnsi="Wingdings" w:hint="default"/>
-      </w:rPr>
-    </w:lvl>
-  </w:abstractNum>
-  <w:abstractNum w:abstractNumId="6" w15:restartNumberingAfterBreak="0">
-    <w:nsid w:val="3C695058"/>
+    <w:nsid w:val="14524849"/>
     <w:multiLevelType w:val="hybridMultilevel"/>
     <w:tmpl w:val="9A16CEB4"/>
-    <w:lvl w:ilvl="0" w:tplc="4A96ACAA">
+    <w:lvl w:ilvl="0" w:tplc="FFFFFFFF">
       <w:start w:val="1"/>
       <w:numFmt w:val="decimal"/>
       <w:lvlText w:val="%1."/>
@@ -8456,7 +8484,7 @@
         <w:szCs w:val="36"/>
       </w:rPr>
     </w:lvl>
-    <w:lvl w:ilvl="1" w:tplc="08090019" w:tentative="1">
+    <w:lvl w:ilvl="1" w:tplc="FFFFFFFF" w:tentative="1">
       <w:start w:val="1"/>
       <w:numFmt w:val="lowerLetter"/>
       <w:lvlText w:val="%2."/>
@@ -8465,7 +8493,7 @@
         <w:ind w:left="1440" w:hanging="360"/>
       </w:pPr>
     </w:lvl>
-    <w:lvl w:ilvl="2" w:tplc="0809001B" w:tentative="1">
+    <w:lvl w:ilvl="2" w:tplc="FFFFFFFF" w:tentative="1">
       <w:start w:val="1"/>
       <w:numFmt w:val="lowerRoman"/>
       <w:lvlText w:val="%3."/>
@@ -8474,7 +8502,7 @@
         <w:ind w:left="2160" w:hanging="180"/>
       </w:pPr>
     </w:lvl>
-    <w:lvl w:ilvl="3" w:tplc="0809000F" w:tentative="1">
+    <w:lvl w:ilvl="3" w:tplc="FFFFFFFF" w:tentative="1">
       <w:start w:val="1"/>
       <w:numFmt w:val="decimal"/>
       <w:lvlText w:val="%4."/>
@@ -8483,7 +8511,7 @@
         <w:ind w:left="2880" w:hanging="360"/>
       </w:pPr>
     </w:lvl>
-    <w:lvl w:ilvl="4" w:tplc="08090019" w:tentative="1">
+    <w:lvl w:ilvl="4" w:tplc="FFFFFFFF" w:tentative="1">
       <w:start w:val="1"/>
       <w:numFmt w:val="lowerLetter"/>
       <w:lvlText w:val="%5."/>
@@ -8492,7 +8520,7 @@
         <w:ind w:left="3600" w:hanging="360"/>
       </w:pPr>
     </w:lvl>
-    <w:lvl w:ilvl="5" w:tplc="0809001B" w:tentative="1">
+    <w:lvl w:ilvl="5" w:tplc="FFFFFFFF" w:tentative="1">
       <w:start w:val="1"/>
       <w:numFmt w:val="lowerRoman"/>
       <w:lvlText w:val="%6."/>
@@ -8501,7 +8529,7 @@
         <w:ind w:left="4320" w:hanging="180"/>
       </w:pPr>
     </w:lvl>
-    <w:lvl w:ilvl="6" w:tplc="0809000F" w:tentative="1">
+    <w:lvl w:ilvl="6" w:tplc="FFFFFFFF" w:tentative="1">
       <w:start w:val="1"/>
       <w:numFmt w:val="decimal"/>
       <w:lvlText w:val="%7."/>
@@ -8510,7 +8538,7 @@
         <w:ind w:left="5040" w:hanging="360"/>
       </w:pPr>
     </w:lvl>
-    <w:lvl w:ilvl="7" w:tplc="08090019" w:tentative="1">
+    <w:lvl w:ilvl="7" w:tplc="FFFFFFFF" w:tentative="1">
       <w:start w:val="1"/>
       <w:numFmt w:val="lowerLetter"/>
       <w:lvlText w:val="%8."/>
@@ -8519,7 +8547,7 @@
         <w:ind w:left="5760" w:hanging="360"/>
       </w:pPr>
     </w:lvl>
-    <w:lvl w:ilvl="8" w:tplc="0809001B" w:tentative="1">
+    <w:lvl w:ilvl="8" w:tplc="FFFFFFFF" w:tentative="1">
       <w:start w:val="1"/>
       <w:numFmt w:val="lowerRoman"/>
       <w:lvlText w:val="%9."/>
@@ -8529,7 +8557,482 @@
       </w:pPr>
     </w:lvl>
   </w:abstractNum>
+  <w:abstractNum w:abstractNumId="3" w15:restartNumberingAfterBreak="0">
+    <w:nsid w:val="1C174C00"/>
+    <w:multiLevelType w:val="hybridMultilevel"/>
+    <w:tmpl w:val="2DD228D2"/>
+    <w:lvl w:ilvl="0" w:tplc="1CF0631C">
+      <w:start w:val="1"/>
+      <w:numFmt w:val="decimal"/>
+      <w:lvlText w:val="%1."/>
+      <w:lvlJc w:val="left"/>
+      <w:pPr>
+        <w:ind w:left="1800" w:hanging="720"/>
+      </w:pPr>
+      <w:rPr>
+        <w:rFonts w:hint="default"/>
+      </w:rPr>
+    </w:lvl>
+    <w:lvl w:ilvl="1" w:tplc="7BC0DC38">
+      <w:start w:val="1"/>
+      <w:numFmt w:val="decimal"/>
+      <w:lvlText w:val="%2."/>
+      <w:lvlJc w:val="left"/>
+      <w:pPr>
+        <w:ind w:left="2160" w:hanging="360"/>
+      </w:pPr>
+      <w:rPr>
+        <w:rFonts w:ascii="Quadrat serial" w:eastAsiaTheme="majorEastAsia" w:hAnsi="Quadrat serial" w:cstheme="majorBidi"/>
+      </w:rPr>
+    </w:lvl>
+    <w:lvl w:ilvl="2" w:tplc="0809001B">
+      <w:start w:val="1"/>
+      <w:numFmt w:val="lowerRoman"/>
+      <w:lvlText w:val="%3."/>
+      <w:lvlJc w:val="right"/>
+      <w:pPr>
+        <w:ind w:left="2880" w:hanging="180"/>
+      </w:pPr>
+    </w:lvl>
+    <w:lvl w:ilvl="3" w:tplc="0809000F">
+      <w:start w:val="1"/>
+      <w:numFmt w:val="decimal"/>
+      <w:lvlText w:val="%4."/>
+      <w:lvlJc w:val="left"/>
+      <w:pPr>
+        <w:ind w:left="3600" w:hanging="360"/>
+      </w:pPr>
+    </w:lvl>
+    <w:lvl w:ilvl="4" w:tplc="08090019" w:tentative="1">
+      <w:start w:val="1"/>
+      <w:numFmt w:val="lowerLetter"/>
+      <w:lvlText w:val="%5."/>
+      <w:lvlJc w:val="left"/>
+      <w:pPr>
+        <w:ind w:left="4320" w:hanging="360"/>
+      </w:pPr>
+    </w:lvl>
+    <w:lvl w:ilvl="5" w:tplc="0809001B" w:tentative="1">
+      <w:start w:val="1"/>
+      <w:numFmt w:val="lowerRoman"/>
+      <w:lvlText w:val="%6."/>
+      <w:lvlJc w:val="right"/>
+      <w:pPr>
+        <w:ind w:left="5040" w:hanging="180"/>
+      </w:pPr>
+    </w:lvl>
+    <w:lvl w:ilvl="6" w:tplc="0809000F" w:tentative="1">
+      <w:start w:val="1"/>
+      <w:numFmt w:val="decimal"/>
+      <w:lvlText w:val="%7."/>
+      <w:lvlJc w:val="left"/>
+      <w:pPr>
+        <w:ind w:left="5760" w:hanging="360"/>
+      </w:pPr>
+    </w:lvl>
+    <w:lvl w:ilvl="7" w:tplc="08090019" w:tentative="1">
+      <w:start w:val="1"/>
+      <w:numFmt w:val="lowerLetter"/>
+      <w:lvlText w:val="%8."/>
+      <w:lvlJc w:val="left"/>
+      <w:pPr>
+        <w:ind w:left="6480" w:hanging="360"/>
+      </w:pPr>
+    </w:lvl>
+    <w:lvl w:ilvl="8" w:tplc="0809001B" w:tentative="1">
+      <w:start w:val="1"/>
+      <w:numFmt w:val="lowerRoman"/>
+      <w:lvlText w:val="%9."/>
+      <w:lvlJc w:val="right"/>
+      <w:pPr>
+        <w:ind w:left="7200" w:hanging="180"/>
+      </w:pPr>
+    </w:lvl>
+  </w:abstractNum>
+  <w:abstractNum w:abstractNumId="4" w15:restartNumberingAfterBreak="0">
+    <w:nsid w:val="26E302C0"/>
+    <w:multiLevelType w:val="hybridMultilevel"/>
+    <w:tmpl w:val="703646E2"/>
+    <w:lvl w:ilvl="0" w:tplc="04100013">
+      <w:start w:val="1"/>
+      <w:numFmt w:val="upperRoman"/>
+      <w:lvlText w:val="%1."/>
+      <w:lvlJc w:val="right"/>
+      <w:pPr>
+        <w:ind w:left="720" w:hanging="360"/>
+      </w:pPr>
+    </w:lvl>
+    <w:lvl w:ilvl="1" w:tplc="08090019" w:tentative="1">
+      <w:start w:val="1"/>
+      <w:numFmt w:val="lowerLetter"/>
+      <w:lvlText w:val="%2."/>
+      <w:lvlJc w:val="left"/>
+      <w:pPr>
+        <w:ind w:left="1440" w:hanging="360"/>
+      </w:pPr>
+    </w:lvl>
+    <w:lvl w:ilvl="2" w:tplc="0809001B" w:tentative="1">
+      <w:start w:val="1"/>
+      <w:numFmt w:val="lowerRoman"/>
+      <w:lvlText w:val="%3."/>
+      <w:lvlJc w:val="right"/>
+      <w:pPr>
+        <w:ind w:left="2160" w:hanging="180"/>
+      </w:pPr>
+    </w:lvl>
+    <w:lvl w:ilvl="3" w:tplc="0809000F" w:tentative="1">
+      <w:start w:val="1"/>
+      <w:numFmt w:val="decimal"/>
+      <w:lvlText w:val="%4."/>
+      <w:lvlJc w:val="left"/>
+      <w:pPr>
+        <w:ind w:left="2880" w:hanging="360"/>
+      </w:pPr>
+    </w:lvl>
+    <w:lvl w:ilvl="4" w:tplc="08090019" w:tentative="1">
+      <w:start w:val="1"/>
+      <w:numFmt w:val="lowerLetter"/>
+      <w:lvlText w:val="%5."/>
+      <w:lvlJc w:val="left"/>
+      <w:pPr>
+        <w:ind w:left="3600" w:hanging="360"/>
+      </w:pPr>
+    </w:lvl>
+    <w:lvl w:ilvl="5" w:tplc="0809001B" w:tentative="1">
+      <w:start w:val="1"/>
+      <w:numFmt w:val="lowerRoman"/>
+      <w:lvlText w:val="%6."/>
+      <w:lvlJc w:val="right"/>
+      <w:pPr>
+        <w:ind w:left="4320" w:hanging="180"/>
+      </w:pPr>
+    </w:lvl>
+    <w:lvl w:ilvl="6" w:tplc="0809000F" w:tentative="1">
+      <w:start w:val="1"/>
+      <w:numFmt w:val="decimal"/>
+      <w:lvlText w:val="%7."/>
+      <w:lvlJc w:val="left"/>
+      <w:pPr>
+        <w:ind w:left="5040" w:hanging="360"/>
+      </w:pPr>
+    </w:lvl>
+    <w:lvl w:ilvl="7" w:tplc="08090019" w:tentative="1">
+      <w:start w:val="1"/>
+      <w:numFmt w:val="lowerLetter"/>
+      <w:lvlText w:val="%8."/>
+      <w:lvlJc w:val="left"/>
+      <w:pPr>
+        <w:ind w:left="5760" w:hanging="360"/>
+      </w:pPr>
+    </w:lvl>
+    <w:lvl w:ilvl="8" w:tplc="0809001B" w:tentative="1">
+      <w:start w:val="1"/>
+      <w:numFmt w:val="lowerRoman"/>
+      <w:lvlText w:val="%9."/>
+      <w:lvlJc w:val="right"/>
+      <w:pPr>
+        <w:ind w:left="6480" w:hanging="180"/>
+      </w:pPr>
+    </w:lvl>
+  </w:abstractNum>
+  <w:abstractNum w:abstractNumId="5" w15:restartNumberingAfterBreak="0">
+    <w:nsid w:val="32F10489"/>
+    <w:multiLevelType w:val="hybridMultilevel"/>
+    <w:tmpl w:val="DE947D84"/>
+    <w:lvl w:ilvl="0" w:tplc="46884344">
+      <w:start w:val="1"/>
+      <w:numFmt w:val="decimal"/>
+      <w:lvlText w:val="%1."/>
+      <w:lvlJc w:val="left"/>
+      <w:pPr>
+        <w:ind w:left="380" w:hanging="360"/>
+      </w:pPr>
+      <w:rPr>
+        <w:rFonts w:hint="default"/>
+        <w:color w:val="005C81"/>
+        <w:w w:val="95"/>
+      </w:rPr>
+    </w:lvl>
+    <w:lvl w:ilvl="1" w:tplc="08090019" w:tentative="1">
+      <w:start w:val="1"/>
+      <w:numFmt w:val="lowerLetter"/>
+      <w:lvlText w:val="%2."/>
+      <w:lvlJc w:val="left"/>
+      <w:pPr>
+        <w:ind w:left="1100" w:hanging="360"/>
+      </w:pPr>
+    </w:lvl>
+    <w:lvl w:ilvl="2" w:tplc="0809001B" w:tentative="1">
+      <w:start w:val="1"/>
+      <w:numFmt w:val="lowerRoman"/>
+      <w:lvlText w:val="%3."/>
+      <w:lvlJc w:val="right"/>
+      <w:pPr>
+        <w:ind w:left="1820" w:hanging="180"/>
+      </w:pPr>
+    </w:lvl>
+    <w:lvl w:ilvl="3" w:tplc="0809000F" w:tentative="1">
+      <w:start w:val="1"/>
+      <w:numFmt w:val="decimal"/>
+      <w:lvlText w:val="%4."/>
+      <w:lvlJc w:val="left"/>
+      <w:pPr>
+        <w:ind w:left="2540" w:hanging="360"/>
+      </w:pPr>
+    </w:lvl>
+    <w:lvl w:ilvl="4" w:tplc="08090019" w:tentative="1">
+      <w:start w:val="1"/>
+      <w:numFmt w:val="lowerLetter"/>
+      <w:lvlText w:val="%5."/>
+      <w:lvlJc w:val="left"/>
+      <w:pPr>
+        <w:ind w:left="3260" w:hanging="360"/>
+      </w:pPr>
+    </w:lvl>
+    <w:lvl w:ilvl="5" w:tplc="0809001B" w:tentative="1">
+      <w:start w:val="1"/>
+      <w:numFmt w:val="lowerRoman"/>
+      <w:lvlText w:val="%6."/>
+      <w:lvlJc w:val="right"/>
+      <w:pPr>
+        <w:ind w:left="3980" w:hanging="180"/>
+      </w:pPr>
+    </w:lvl>
+    <w:lvl w:ilvl="6" w:tplc="0809000F" w:tentative="1">
+      <w:start w:val="1"/>
+      <w:numFmt w:val="decimal"/>
+      <w:lvlText w:val="%7."/>
+      <w:lvlJc w:val="left"/>
+      <w:pPr>
+        <w:ind w:left="4700" w:hanging="360"/>
+      </w:pPr>
+    </w:lvl>
+    <w:lvl w:ilvl="7" w:tplc="08090019" w:tentative="1">
+      <w:start w:val="1"/>
+      <w:numFmt w:val="lowerLetter"/>
+      <w:lvlText w:val="%8."/>
+      <w:lvlJc w:val="left"/>
+      <w:pPr>
+        <w:ind w:left="5420" w:hanging="360"/>
+      </w:pPr>
+    </w:lvl>
+    <w:lvl w:ilvl="8" w:tplc="0809001B" w:tentative="1">
+      <w:start w:val="1"/>
+      <w:numFmt w:val="lowerRoman"/>
+      <w:lvlText w:val="%9."/>
+      <w:lvlJc w:val="right"/>
+      <w:pPr>
+        <w:ind w:left="6140" w:hanging="180"/>
+      </w:pPr>
+    </w:lvl>
+  </w:abstractNum>
+  <w:abstractNum w:abstractNumId="6" w15:restartNumberingAfterBreak="0">
+    <w:nsid w:val="3A1D276C"/>
+    <w:multiLevelType w:val="hybridMultilevel"/>
+    <w:tmpl w:val="1D548772"/>
+    <w:lvl w:ilvl="0" w:tplc="08090001">
+      <w:start w:val="1"/>
+      <w:numFmt w:val="bullet"/>
+      <w:lvlText w:val=""/>
+      <w:lvlJc w:val="left"/>
+      <w:pPr>
+        <w:ind w:left="720" w:hanging="360"/>
+      </w:pPr>
+      <w:rPr>
+        <w:rFonts w:ascii="Symbol" w:hAnsi="Symbol" w:hint="default"/>
+      </w:rPr>
+    </w:lvl>
+    <w:lvl w:ilvl="1" w:tplc="08090003" w:tentative="1">
+      <w:start w:val="1"/>
+      <w:numFmt w:val="bullet"/>
+      <w:lvlText w:val="o"/>
+      <w:lvlJc w:val="left"/>
+      <w:pPr>
+        <w:ind w:left="1440" w:hanging="360"/>
+      </w:pPr>
+      <w:rPr>
+        <w:rFonts w:ascii="Courier New" w:hAnsi="Courier New" w:cs="Courier New" w:hint="default"/>
+      </w:rPr>
+    </w:lvl>
+    <w:lvl w:ilvl="2" w:tplc="08090005" w:tentative="1">
+      <w:start w:val="1"/>
+      <w:numFmt w:val="bullet"/>
+      <w:lvlText w:val=""/>
+      <w:lvlJc w:val="left"/>
+      <w:pPr>
+        <w:ind w:left="2160" w:hanging="360"/>
+      </w:pPr>
+      <w:rPr>
+        <w:rFonts w:ascii="Wingdings" w:hAnsi="Wingdings" w:hint="default"/>
+      </w:rPr>
+    </w:lvl>
+    <w:lvl w:ilvl="3" w:tplc="08090001" w:tentative="1">
+      <w:start w:val="1"/>
+      <w:numFmt w:val="bullet"/>
+      <w:lvlText w:val=""/>
+      <w:lvlJc w:val="left"/>
+      <w:pPr>
+        <w:ind w:left="2880" w:hanging="360"/>
+      </w:pPr>
+      <w:rPr>
+        <w:rFonts w:ascii="Symbol" w:hAnsi="Symbol" w:hint="default"/>
+      </w:rPr>
+    </w:lvl>
+    <w:lvl w:ilvl="4" w:tplc="08090003" w:tentative="1">
+      <w:start w:val="1"/>
+      <w:numFmt w:val="bullet"/>
+      <w:lvlText w:val="o"/>
+      <w:lvlJc w:val="left"/>
+      <w:pPr>
+        <w:ind w:left="3600" w:hanging="360"/>
+      </w:pPr>
+      <w:rPr>
+        <w:rFonts w:ascii="Courier New" w:hAnsi="Courier New" w:cs="Courier New" w:hint="default"/>
+      </w:rPr>
+    </w:lvl>
+    <w:lvl w:ilvl="5" w:tplc="08090005" w:tentative="1">
+      <w:start w:val="1"/>
+      <w:numFmt w:val="bullet"/>
+      <w:lvlText w:val=""/>
+      <w:lvlJc w:val="left"/>
+      <w:pPr>
+        <w:ind w:left="4320" w:hanging="360"/>
+      </w:pPr>
+      <w:rPr>
+        <w:rFonts w:ascii="Wingdings" w:hAnsi="Wingdings" w:hint="default"/>
+      </w:rPr>
+    </w:lvl>
+    <w:lvl w:ilvl="6" w:tplc="08090001" w:tentative="1">
+      <w:start w:val="1"/>
+      <w:numFmt w:val="bullet"/>
+      <w:lvlText w:val=""/>
+      <w:lvlJc w:val="left"/>
+      <w:pPr>
+        <w:ind w:left="5040" w:hanging="360"/>
+      </w:pPr>
+      <w:rPr>
+        <w:rFonts w:ascii="Symbol" w:hAnsi="Symbol" w:hint="default"/>
+      </w:rPr>
+    </w:lvl>
+    <w:lvl w:ilvl="7" w:tplc="08090003" w:tentative="1">
+      <w:start w:val="1"/>
+      <w:numFmt w:val="bullet"/>
+      <w:lvlText w:val="o"/>
+      <w:lvlJc w:val="left"/>
+      <w:pPr>
+        <w:ind w:left="5760" w:hanging="360"/>
+      </w:pPr>
+      <w:rPr>
+        <w:rFonts w:ascii="Courier New" w:hAnsi="Courier New" w:cs="Courier New" w:hint="default"/>
+      </w:rPr>
+    </w:lvl>
+    <w:lvl w:ilvl="8" w:tplc="08090005" w:tentative="1">
+      <w:start w:val="1"/>
+      <w:numFmt w:val="bullet"/>
+      <w:lvlText w:val=""/>
+      <w:lvlJc w:val="left"/>
+      <w:pPr>
+        <w:ind w:left="6480" w:hanging="360"/>
+      </w:pPr>
+      <w:rPr>
+        <w:rFonts w:ascii="Wingdings" w:hAnsi="Wingdings" w:hint="default"/>
+      </w:rPr>
+    </w:lvl>
+  </w:abstractNum>
   <w:abstractNum w:abstractNumId="7" w15:restartNumberingAfterBreak="0">
+    <w:nsid w:val="3C695058"/>
+    <w:multiLevelType w:val="hybridMultilevel"/>
+    <w:tmpl w:val="9A16CEB4"/>
+    <w:lvl w:ilvl="0" w:tplc="4A96ACAA">
+      <w:start w:val="1"/>
+      <w:numFmt w:val="decimal"/>
+      <w:lvlText w:val="%1."/>
+      <w:lvlJc w:val="left"/>
+      <w:pPr>
+        <w:ind w:left="1080" w:hanging="720"/>
+      </w:pPr>
+      <w:rPr>
+        <w:rFonts w:hint="default"/>
+        <w:b/>
+        <w:bCs/>
+        <w:sz w:val="36"/>
+        <w:szCs w:val="36"/>
+      </w:rPr>
+    </w:lvl>
+    <w:lvl w:ilvl="1" w:tplc="08090019" w:tentative="1">
+      <w:start w:val="1"/>
+      <w:numFmt w:val="lowerLetter"/>
+      <w:lvlText w:val="%2."/>
+      <w:lvlJc w:val="left"/>
+      <w:pPr>
+        <w:ind w:left="1440" w:hanging="360"/>
+      </w:pPr>
+    </w:lvl>
+    <w:lvl w:ilvl="2" w:tplc="0809001B" w:tentative="1">
+      <w:start w:val="1"/>
+      <w:numFmt w:val="lowerRoman"/>
+      <w:lvlText w:val="%3."/>
+      <w:lvlJc w:val="right"/>
+      <w:pPr>
+        <w:ind w:left="2160" w:hanging="180"/>
+      </w:pPr>
+    </w:lvl>
+    <w:lvl w:ilvl="3" w:tplc="0809000F" w:tentative="1">
+      <w:start w:val="1"/>
+      <w:numFmt w:val="decimal"/>
+      <w:lvlText w:val="%4."/>
+      <w:lvlJc w:val="left"/>
+      <w:pPr>
+        <w:ind w:left="2880" w:hanging="360"/>
+      </w:pPr>
+    </w:lvl>
+    <w:lvl w:ilvl="4" w:tplc="08090019" w:tentative="1">
+      <w:start w:val="1"/>
+      <w:numFmt w:val="lowerLetter"/>
+      <w:lvlText w:val="%5."/>
+      <w:lvlJc w:val="left"/>
+      <w:pPr>
+        <w:ind w:left="3600" w:hanging="360"/>
+      </w:pPr>
+    </w:lvl>
+    <w:lvl w:ilvl="5" w:tplc="0809001B" w:tentative="1">
+      <w:start w:val="1"/>
+      <w:numFmt w:val="lowerRoman"/>
+      <w:lvlText w:val="%6."/>
+      <w:lvlJc w:val="right"/>
+      <w:pPr>
+        <w:ind w:left="4320" w:hanging="180"/>
+      </w:pPr>
+    </w:lvl>
+    <w:lvl w:ilvl="6" w:tplc="0809000F" w:tentative="1">
+      <w:start w:val="1"/>
+      <w:numFmt w:val="decimal"/>
+      <w:lvlText w:val="%7."/>
+      <w:lvlJc w:val="left"/>
+      <w:pPr>
+        <w:ind w:left="5040" w:hanging="360"/>
+      </w:pPr>
+    </w:lvl>
+    <w:lvl w:ilvl="7" w:tplc="08090019" w:tentative="1">
+      <w:start w:val="1"/>
+      <w:numFmt w:val="lowerLetter"/>
+      <w:lvlText w:val="%8."/>
+      <w:lvlJc w:val="left"/>
+      <w:pPr>
+        <w:ind w:left="5760" w:hanging="360"/>
+      </w:pPr>
+    </w:lvl>
+    <w:lvl w:ilvl="8" w:tplc="0809001B" w:tentative="1">
+      <w:start w:val="1"/>
+      <w:numFmt w:val="lowerRoman"/>
+      <w:lvlText w:val="%9."/>
+      <w:lvlJc w:val="right"/>
+      <w:pPr>
+        <w:ind w:left="6480" w:hanging="180"/>
+      </w:pPr>
+    </w:lvl>
+  </w:abstractNum>
+  <w:abstractNum w:abstractNumId="8" w15:restartNumberingAfterBreak="0">
     <w:nsid w:val="43F26761"/>
     <w:multiLevelType w:val="hybridMultilevel"/>
     <w:tmpl w:val="CDB89820"/>
@@ -8618,7 +9121,7 @@
       </w:pPr>
     </w:lvl>
   </w:abstractNum>
-  <w:abstractNum w:abstractNumId="8" w15:restartNumberingAfterBreak="0">
+  <w:abstractNum w:abstractNumId="9" w15:restartNumberingAfterBreak="0">
     <w:nsid w:val="45AC0ACC"/>
     <w:multiLevelType w:val="hybridMultilevel"/>
     <w:tmpl w:val="D902D54E"/>
@@ -8704,7 +9207,7 @@
       </w:pPr>
     </w:lvl>
   </w:abstractNum>
-  <w:abstractNum w:abstractNumId="9" w15:restartNumberingAfterBreak="0">
+  <w:abstractNum w:abstractNumId="10" w15:restartNumberingAfterBreak="0">
     <w:nsid w:val="58044E46"/>
     <w:multiLevelType w:val="hybridMultilevel"/>
     <w:tmpl w:val="49269838"/>
@@ -8793,7 +9296,7 @@
       </w:pPr>
     </w:lvl>
   </w:abstractNum>
-  <w:abstractNum w:abstractNumId="10" w15:restartNumberingAfterBreak="0">
+  <w:abstractNum w:abstractNumId="11" w15:restartNumberingAfterBreak="0">
     <w:nsid w:val="5E412DF9"/>
     <w:multiLevelType w:val="multilevel"/>
     <w:tmpl w:val="F6B0735C"/>
@@ -8914,7 +9417,7 @@
       </w:rPr>
     </w:lvl>
   </w:abstractNum>
-  <w:abstractNum w:abstractNumId="11" w15:restartNumberingAfterBreak="0">
+  <w:abstractNum w:abstractNumId="12" w15:restartNumberingAfterBreak="0">
     <w:nsid w:val="71842BB5"/>
     <w:multiLevelType w:val="hybridMultilevel"/>
     <w:tmpl w:val="10C80AA2"/>
@@ -9000,7 +9503,7 @@
       </w:pPr>
     </w:lvl>
   </w:abstractNum>
-  <w:abstractNum w:abstractNumId="12" w15:restartNumberingAfterBreak="0">
+  <w:abstractNum w:abstractNumId="13" w15:restartNumberingAfterBreak="0">
     <w:nsid w:val="788D1136"/>
     <w:multiLevelType w:val="hybridMultilevel"/>
     <w:tmpl w:val="27069A92"/>
@@ -9089,7 +9592,7 @@
       </w:pPr>
     </w:lvl>
   </w:abstractNum>
-  <w:abstractNum w:abstractNumId="13" w15:restartNumberingAfterBreak="0">
+  <w:abstractNum w:abstractNumId="14" w15:restartNumberingAfterBreak="0">
     <w:nsid w:val="7B595E6D"/>
     <w:multiLevelType w:val="hybridMultilevel"/>
     <w:tmpl w:val="FD40386A"/>
@@ -9178,7 +9681,7 @@
       </w:pPr>
     </w:lvl>
   </w:abstractNum>
-  <w:abstractNum w:abstractNumId="14" w15:restartNumberingAfterBreak="0">
+  <w:abstractNum w:abstractNumId="15" w15:restartNumberingAfterBreak="0">
     <w:nsid w:val="7F510A03"/>
     <w:multiLevelType w:val="hybridMultilevel"/>
     <w:tmpl w:val="8C66A55C"/>
@@ -9303,46 +9806,49 @@
     <w:abstractNumId w:val="0"/>
   </w:num>
   <w:num w:numId="2" w16cid:durableId="1889416054">
-    <w:abstractNumId w:val="13"/>
+    <w:abstractNumId w:val="14"/>
   </w:num>
   <w:num w:numId="3" w16cid:durableId="1089036679">
-    <w:abstractNumId w:val="10"/>
+    <w:abstractNumId w:val="11"/>
   </w:num>
   <w:num w:numId="4" w16cid:durableId="1782382782">
-    <w:abstractNumId w:val="3"/>
+    <w:abstractNumId w:val="4"/>
   </w:num>
   <w:num w:numId="5" w16cid:durableId="2102333286">
-    <w:abstractNumId w:val="14"/>
+    <w:abstractNumId w:val="15"/>
   </w:num>
   <w:num w:numId="6" w16cid:durableId="141704742">
-    <w:abstractNumId w:val="11"/>
+    <w:abstractNumId w:val="12"/>
   </w:num>
   <w:num w:numId="7" w16cid:durableId="1487740463">
-    <w:abstractNumId w:val="4"/>
+    <w:abstractNumId w:val="5"/>
   </w:num>
   <w:num w:numId="8" w16cid:durableId="1433472557">
-    <w:abstractNumId w:val="2"/>
+    <w:abstractNumId w:val="3"/>
   </w:num>
   <w:num w:numId="9" w16cid:durableId="1188374295">
     <w:abstractNumId w:val="1"/>
   </w:num>
   <w:num w:numId="10" w16cid:durableId="995844704">
+    <w:abstractNumId w:val="9"/>
+  </w:num>
+  <w:num w:numId="11" w16cid:durableId="1729299592">
+    <w:abstractNumId w:val="13"/>
+  </w:num>
+  <w:num w:numId="12" w16cid:durableId="1186679277">
+    <w:abstractNumId w:val="10"/>
+  </w:num>
+  <w:num w:numId="13" w16cid:durableId="1954093856">
     <w:abstractNumId w:val="8"/>
   </w:num>
-  <w:num w:numId="11" w16cid:durableId="1729299592">
-    <w:abstractNumId w:val="12"/>
+  <w:num w:numId="14" w16cid:durableId="599409706">
+    <w:abstractNumId w:val="6"/>
   </w:num>
-  <w:num w:numId="12" w16cid:durableId="1186679277">
-    <w:abstractNumId w:val="9"/>
-  </w:num>
-  <w:num w:numId="13" w16cid:durableId="1954093856">
+  <w:num w:numId="15" w16cid:durableId="268708966">
     <w:abstractNumId w:val="7"/>
   </w:num>
-  <w:num w:numId="14" w16cid:durableId="599409706">
-    <w:abstractNumId w:val="5"/>
-  </w:num>
-  <w:num w:numId="15" w16cid:durableId="268708966">
-    <w:abstractNumId w:val="6"/>
+  <w:num w:numId="16" w16cid:durableId="1614705716">
+    <w:abstractNumId w:val="2"/>
   </w:num>
 </w:numbering>
 </file>
@@ -9745,7 +10251,7 @@
   <w:style w:type="paragraph" w:default="1" w:styleId="Normal">
     <w:name w:val="Normal"/>
     <w:qFormat/>
-    <w:rsid w:val="00976A20"/>
+    <w:rsid w:val="007E273B"/>
     <w:rPr>
       <w:lang w:val="en-GB"/>
     </w:rPr>
